--- a/TPI ASI.docx
+++ b/TPI ASI.docx
@@ -1,6 +1,6 @@
 
 <file path=word/document.xml><?xml version="1.0" encoding="utf-8"?>
-<w:document xmlns:wpc="http://schemas.microsoft.com/office/word/2010/wordprocessingCanvas" xmlns:cx="http://schemas.microsoft.com/office/drawing/2014/chartex" xmlns:cx1="http://schemas.microsoft.com/office/drawing/2015/9/8/chartex" xmlns:cx2="http://schemas.microsoft.com/office/drawing/2015/10/21/chartex" xmlns:cx3="http://schemas.microsoft.com/office/drawing/2016/5/9/chartex" xmlns:cx4="http://schemas.microsoft.com/office/drawing/2016/5/10/chartex" xmlns:cx5="http://schemas.microsoft.com/office/drawing/2016/5/11/chartex" xmlns:cx6="http://schemas.microsoft.com/office/drawing/2016/5/12/chartex" xmlns:cx7="http://schemas.microsoft.com/office/drawing/2016/5/13/chartex" xmlns:cx8="http://schemas.microsoft.com/office/drawing/2016/5/14/chartex" xmlns:mc="http://schemas.openxmlformats.org/markup-compatibility/2006" xmlns:aink="http://schemas.microsoft.com/office/drawing/2016/ink" xmlns:am3d="http://schemas.microsoft.com/office/drawing/2017/model3d" xmlns:o="urn:schemas-microsoft-com:office:office" xmlns:oel="http://schemas.microsoft.com/office/2019/extlst" xmlns:r="http://schemas.openxmlformats.org/officeDocument/2006/relationships" xmlns:m="http://schemas.openxmlformats.org/officeDocument/2006/math" xmlns:v="urn:schemas-microsoft-com:vml" xmlns:wp14="http://schemas.microsoft.com/office/word/2010/wordprocessingDrawing" xmlns:wp="http://schemas.openxmlformats.org/drawingml/2006/wordprocessingDrawing" xmlns:w10="urn:schemas-microsoft-com:office:word" xmlns:w="http://schemas.openxmlformats.org/wordprocessingml/2006/main" xmlns:w14="http://schemas.microsoft.com/office/word/2010/wordml" xmlns:w15="http://schemas.microsoft.com/office/word/2012/wordml" xmlns:w16cei="http://schemas.microsoft.com/office/word/2026/wordml/cei" xmlns:w16cex="http://schemas.microsoft.com/office/word/2018/wordml/cex" xmlns:w16cid="http://schemas.microsoft.com/office/word/2016/wordml/cid" xmlns:w16="http://schemas.microsoft.com/office/word/2018/wordml" xmlns:w16du="http://schemas.microsoft.com/office/word/2023/wordml/word16du" xmlns:w16sdtdh="http://schemas.microsoft.com/office/word/2020/wordml/sdtdatahash" xmlns:w16sdtfl="http://schemas.microsoft.com/office/word/2024/wordml/sdtformatlock" xmlns:w16se="http://schemas.microsoft.com/office/word/2015/wordml/symex" xmlns:wpg="http://schemas.microsoft.com/office/word/2010/wordprocessingGroup" xmlns:wpi="http://schemas.microsoft.com/office/word/2010/wordprocessingInk" xmlns:wne="http://schemas.microsoft.com/office/word/2006/wordml" xmlns:wps="http://schemas.microsoft.com/office/word/2010/wordprocessingShape" mc:Ignorable="w14 w15 w16se w16cid w16 w16cex w16sdtdh w16sdtfl w16du wp14">
+<w:document xmlns:wpc="http://schemas.microsoft.com/office/word/2010/wordprocessingCanvas" xmlns:cx="http://schemas.microsoft.com/office/drawing/2014/chartex" xmlns:mc="http://schemas.openxmlformats.org/markup-compatibility/2006" xmlns:o="urn:schemas-microsoft-com:office:office" xmlns:r="http://schemas.openxmlformats.org/officeDocument/2006/relationships" xmlns:m="http://schemas.openxmlformats.org/officeDocument/2006/math" xmlns:v="urn:schemas-microsoft-com:vml" xmlns:wp14="http://schemas.microsoft.com/office/word/2010/wordprocessingDrawing" xmlns:wp="http://schemas.openxmlformats.org/drawingml/2006/wordprocessingDrawing" xmlns:w10="urn:schemas-microsoft-com:office:word" xmlns:w="http://schemas.openxmlformats.org/wordprocessingml/2006/main" xmlns:w14="http://schemas.microsoft.com/office/word/2010/wordml" xmlns:w15="http://schemas.microsoft.com/office/word/2012/wordml" xmlns:w16se="http://schemas.microsoft.com/office/word/2015/wordml/symex" xmlns:wpg="http://schemas.microsoft.com/office/word/2010/wordprocessingGroup" xmlns:wpi="http://schemas.microsoft.com/office/word/2010/wordprocessingInk" xmlns:wne="http://schemas.microsoft.com/office/word/2006/wordml" xmlns:wps="http://schemas.microsoft.com/office/word/2010/wordprocessingShape" mc:Ignorable="w14 w15 w16se wp14">
   <w:body>
     <w:p>
       <w:pPr>
@@ -16,6 +16,7 @@
       <w:r>
         <w:rPr>
           <w:noProof/>
+          <w:lang w:val="es-AR"/>
         </w:rPr>
         <w:drawing>
           <wp:anchor distT="19050" distB="19050" distL="19050" distR="19050" simplePos="0" relativeHeight="251658240" behindDoc="0" locked="0" layoutInCell="1" hidden="0" allowOverlap="1" wp14:anchorId="286926C2" wp14:editId="6500A902">
@@ -80,14 +81,14 @@
         <w:spacing w:before="550" w:line="360" w:lineRule="auto"/>
         <w:ind w:left="1440" w:right="1440"/>
         <w:rPr>
-          <w:rFonts w:ascii="Times New Roman" w:eastAsia="Times New Roman" w:hAnsi="Times New Roman" w:cs="Times New Roman"/>
+          <w:rFonts w:eastAsia="Times New Roman"/>
           <w:sz w:val="26"/>
           <w:szCs w:val="26"/>
         </w:rPr>
       </w:pPr>
       <w:r>
         <w:rPr>
-          <w:rFonts w:ascii="Times New Roman" w:eastAsia="Times New Roman" w:hAnsi="Times New Roman" w:cs="Times New Roman"/>
+          <w:rFonts w:eastAsia="Times New Roman"/>
           <w:sz w:val="26"/>
           <w:szCs w:val="26"/>
         </w:rPr>
@@ -100,14 +101,14 @@
         <w:widowControl w:val="0"/>
         <w:spacing w:before="313" w:line="360" w:lineRule="auto"/>
         <w:rPr>
-          <w:rFonts w:ascii="Times New Roman" w:eastAsia="Times New Roman" w:hAnsi="Times New Roman" w:cs="Times New Roman"/>
+          <w:rFonts w:eastAsia="Times New Roman"/>
           <w:sz w:val="26"/>
           <w:szCs w:val="26"/>
         </w:rPr>
       </w:pPr>
       <w:r>
         <w:rPr>
-          <w:rFonts w:ascii="Times New Roman" w:eastAsia="Times New Roman" w:hAnsi="Times New Roman" w:cs="Times New Roman"/>
+          <w:rFonts w:eastAsia="Times New Roman"/>
           <w:sz w:val="26"/>
           <w:szCs w:val="26"/>
           <w:u w:val="single"/>
@@ -116,7 +117,7 @@
       </w:r>
       <w:r>
         <w:rPr>
-          <w:rFonts w:ascii="Times New Roman" w:eastAsia="Times New Roman" w:hAnsi="Times New Roman" w:cs="Times New Roman"/>
+          <w:rFonts w:eastAsia="Times New Roman"/>
           <w:sz w:val="26"/>
           <w:szCs w:val="26"/>
         </w:rPr>
@@ -129,14 +130,14 @@
         <w:widowControl w:val="0"/>
         <w:spacing w:before="313" w:line="360" w:lineRule="auto"/>
         <w:rPr>
-          <w:rFonts w:ascii="Times New Roman" w:eastAsia="Times New Roman" w:hAnsi="Times New Roman" w:cs="Times New Roman"/>
+          <w:rFonts w:eastAsia="Times New Roman"/>
           <w:sz w:val="26"/>
           <w:szCs w:val="26"/>
         </w:rPr>
       </w:pPr>
       <w:r>
         <w:rPr>
-          <w:rFonts w:ascii="Times New Roman" w:eastAsia="Times New Roman" w:hAnsi="Times New Roman" w:cs="Times New Roman"/>
+          <w:rFonts w:eastAsia="Times New Roman"/>
           <w:sz w:val="26"/>
           <w:szCs w:val="26"/>
         </w:rPr>
@@ -149,7 +150,7 @@
         <w:widowControl w:val="0"/>
         <w:spacing w:before="313" w:line="360" w:lineRule="auto"/>
         <w:rPr>
-          <w:rFonts w:ascii="Times New Roman" w:eastAsia="Times New Roman" w:hAnsi="Times New Roman" w:cs="Times New Roman"/>
+          <w:rFonts w:eastAsia="Times New Roman"/>
           <w:b/>
           <w:bCs/>
           <w:sz w:val="30"/>
@@ -158,7 +159,7 @@
       </w:pPr>
       <w:r>
         <w:rPr>
-          <w:rFonts w:ascii="Times New Roman" w:eastAsia="Times New Roman" w:hAnsi="Times New Roman" w:cs="Times New Roman"/>
+          <w:rFonts w:eastAsia="Times New Roman"/>
           <w:b/>
           <w:bCs/>
           <w:sz w:val="30"/>
@@ -173,7 +174,7 @@
         <w:widowControl w:val="0"/>
         <w:spacing w:before="52" w:line="360" w:lineRule="auto"/>
         <w:rPr>
-          <w:rFonts w:ascii="Times New Roman" w:eastAsia="Times New Roman" w:hAnsi="Times New Roman" w:cs="Times New Roman"/>
+          <w:rFonts w:eastAsia="Times New Roman"/>
           <w:b/>
           <w:bCs/>
           <w:sz w:val="30"/>
@@ -182,7 +183,7 @@
       </w:pPr>
       <w:r>
         <w:rPr>
-          <w:rFonts w:ascii="Times New Roman" w:eastAsia="Times New Roman" w:hAnsi="Times New Roman" w:cs="Times New Roman"/>
+          <w:rFonts w:eastAsia="Times New Roman"/>
           <w:b/>
           <w:bCs/>
           <w:sz w:val="30"/>
@@ -197,14 +198,14 @@
         <w:widowControl w:val="0"/>
         <w:spacing w:before="509" w:line="360" w:lineRule="auto"/>
         <w:rPr>
-          <w:rFonts w:ascii="Times New Roman" w:eastAsia="Times New Roman" w:hAnsi="Times New Roman" w:cs="Times New Roman"/>
-          <w:b/>
-          <w:bCs/>
-        </w:rPr>
-      </w:pPr>
-      <w:r>
-        <w:rPr>
-          <w:rFonts w:ascii="Times New Roman" w:eastAsia="Times New Roman" w:hAnsi="Times New Roman" w:cs="Times New Roman"/>
+          <w:rFonts w:eastAsia="Times New Roman"/>
+          <w:b/>
+          <w:bCs/>
+        </w:rPr>
+      </w:pPr>
+      <w:r>
+        <w:rPr>
+          <w:rFonts w:eastAsia="Times New Roman"/>
           <w:b/>
           <w:bCs/>
           <w:u w:val="single"/>
@@ -213,7 +214,7 @@
       </w:r>
       <w:r>
         <w:rPr>
-          <w:rFonts w:ascii="Times New Roman" w:eastAsia="Times New Roman" w:hAnsi="Times New Roman" w:cs="Times New Roman"/>
+          <w:rFonts w:eastAsia="Times New Roman"/>
           <w:b/>
           <w:bCs/>
         </w:rPr>
@@ -226,7 +227,7 @@
         <w:widowControl w:val="0"/>
         <w:spacing w:before="37" w:line="360" w:lineRule="auto"/>
         <w:rPr>
-          <w:rFonts w:ascii="Times New Roman" w:eastAsia="Times New Roman" w:hAnsi="Times New Roman" w:cs="Times New Roman"/>
+          <w:rFonts w:eastAsia="Times New Roman"/>
           <w:b/>
           <w:bCs/>
           <w:color w:val="094478"/>
@@ -236,7 +237,7 @@
       </w:pPr>
       <w:r>
         <w:rPr>
-          <w:rFonts w:ascii="Times New Roman" w:eastAsia="Times New Roman" w:hAnsi="Times New Roman" w:cs="Times New Roman"/>
+          <w:rFonts w:eastAsia="Times New Roman"/>
           <w:sz w:val="24"/>
           <w:szCs w:val="24"/>
         </w:rPr>
@@ -244,7 +245,7 @@
       </w:r>
       <w:r>
         <w:rPr>
-          <w:rFonts w:ascii="Times New Roman" w:eastAsia="Times New Roman" w:hAnsi="Times New Roman" w:cs="Times New Roman"/>
+          <w:rFonts w:eastAsia="Times New Roman"/>
           <w:b/>
           <w:bCs/>
           <w:color w:val="094478"/>
@@ -256,7 +257,7 @@
       </w:r>
       <w:r>
         <w:rPr>
-          <w:rFonts w:ascii="Times New Roman" w:eastAsia="Times New Roman" w:hAnsi="Times New Roman" w:cs="Times New Roman"/>
+          <w:rFonts w:eastAsia="Times New Roman"/>
           <w:b/>
           <w:bCs/>
           <w:color w:val="094478"/>
@@ -272,7 +273,7 @@
         <w:widowControl w:val="0"/>
         <w:spacing w:before="37" w:line="360" w:lineRule="auto"/>
         <w:rPr>
-          <w:rFonts w:ascii="Times New Roman" w:eastAsia="Times New Roman" w:hAnsi="Times New Roman" w:cs="Times New Roman"/>
+          <w:rFonts w:eastAsia="Times New Roman"/>
           <w:b/>
           <w:bCs/>
           <w:color w:val="094478"/>
@@ -282,7 +283,7 @@
       </w:pPr>
       <w:r>
         <w:rPr>
-          <w:rFonts w:ascii="Times New Roman" w:eastAsia="Times New Roman" w:hAnsi="Times New Roman" w:cs="Times New Roman"/>
+          <w:rFonts w:eastAsia="Times New Roman"/>
           <w:sz w:val="24"/>
           <w:szCs w:val="24"/>
         </w:rPr>
@@ -290,7 +291,7 @@
       </w:r>
       <w:r>
         <w:rPr>
-          <w:rFonts w:ascii="Times New Roman" w:eastAsia="Times New Roman" w:hAnsi="Times New Roman" w:cs="Times New Roman"/>
+          <w:rFonts w:eastAsia="Times New Roman"/>
           <w:b/>
           <w:bCs/>
           <w:color w:val="094478"/>
@@ -298,11 +299,25 @@
           <w:szCs w:val="24"/>
           <w:u w:val="single"/>
         </w:rPr>
-        <w:t>Paola Simieli</w:t>
-      </w:r>
-      <w:r>
-        <w:rPr>
-          <w:rFonts w:ascii="Times New Roman" w:eastAsia="Times New Roman" w:hAnsi="Times New Roman" w:cs="Times New Roman"/>
+        <w:t xml:space="preserve">Paola </w:t>
+      </w:r>
+      <w:proofErr w:type="spellStart"/>
+      <w:r>
+        <w:rPr>
+          <w:rFonts w:eastAsia="Times New Roman"/>
+          <w:b/>
+          <w:bCs/>
+          <w:color w:val="094478"/>
+          <w:sz w:val="24"/>
+          <w:szCs w:val="24"/>
+          <w:u w:val="single"/>
+        </w:rPr>
+        <w:t>Simieli</w:t>
+      </w:r>
+      <w:proofErr w:type="spellEnd"/>
+      <w:r>
+        <w:rPr>
+          <w:rFonts w:eastAsia="Times New Roman"/>
           <w:b/>
           <w:bCs/>
           <w:color w:val="094478"/>
@@ -318,7 +333,7 @@
         <w:widowControl w:val="0"/>
         <w:spacing w:before="37" w:line="360" w:lineRule="auto"/>
         <w:rPr>
-          <w:rFonts w:ascii="Times New Roman" w:eastAsia="Times New Roman" w:hAnsi="Times New Roman" w:cs="Times New Roman"/>
+          <w:rFonts w:eastAsia="Times New Roman"/>
           <w:b/>
           <w:bCs/>
           <w:color w:val="094478"/>
@@ -328,7 +343,7 @@
       </w:pPr>
       <w:r>
         <w:rPr>
-          <w:rFonts w:ascii="Times New Roman" w:eastAsia="Times New Roman" w:hAnsi="Times New Roman" w:cs="Times New Roman"/>
+          <w:rFonts w:eastAsia="Times New Roman"/>
           <w:sz w:val="24"/>
           <w:szCs w:val="24"/>
         </w:rPr>
@@ -336,7 +351,7 @@
       </w:r>
       <w:r>
         <w:rPr>
-          <w:rFonts w:ascii="Times New Roman" w:eastAsia="Times New Roman" w:hAnsi="Times New Roman" w:cs="Times New Roman"/>
+          <w:rFonts w:eastAsia="Times New Roman"/>
           <w:b/>
           <w:bCs/>
           <w:color w:val="094478"/>
@@ -344,8 +359,22 @@
           <w:szCs w:val="24"/>
           <w:u w:val="single"/>
         </w:rPr>
-        <w:t>Laura Achetta</w:t>
-      </w:r>
+        <w:t xml:space="preserve">Laura </w:t>
+      </w:r>
+      <w:proofErr w:type="spellStart"/>
+      <w:r>
+        <w:rPr>
+          <w:rFonts w:eastAsia="Times New Roman"/>
+          <w:b/>
+          <w:bCs/>
+          <w:color w:val="094478"/>
+          <w:sz w:val="24"/>
+          <w:szCs w:val="24"/>
+          <w:u w:val="single"/>
+        </w:rPr>
+        <w:t>Achetta</w:t>
+      </w:r>
+      <w:proofErr w:type="spellEnd"/>
     </w:p>
     <w:p>
       <w:pPr>
@@ -354,7 +383,7 @@
         <w:spacing w:before="37" w:line="360" w:lineRule="auto"/>
         <w:ind w:left="2880"/>
         <w:rPr>
-          <w:rFonts w:ascii="Times New Roman" w:eastAsia="Times New Roman" w:hAnsi="Times New Roman" w:cs="Times New Roman"/>
+          <w:rFonts w:eastAsia="Times New Roman"/>
           <w:b/>
           <w:bCs/>
           <w:sz w:val="26"/>
@@ -370,7 +399,7 @@
         <w:spacing w:before="37" w:line="360" w:lineRule="auto"/>
         <w:ind w:left="2880"/>
         <w:rPr>
-          <w:rFonts w:ascii="Times New Roman" w:eastAsia="Times New Roman" w:hAnsi="Times New Roman" w:cs="Times New Roman"/>
+          <w:rFonts w:eastAsia="Times New Roman"/>
           <w:b/>
           <w:bCs/>
           <w:sz w:val="26"/>
@@ -388,7 +417,7 @@
       </w:pPr>
       <w:r>
         <w:rPr>
-          <w:rFonts w:ascii="Times New Roman" w:eastAsia="Times New Roman" w:hAnsi="Times New Roman" w:cs="Times New Roman"/>
+          <w:rFonts w:eastAsia="Times New Roman"/>
           <w:b/>
           <w:bCs/>
           <w:sz w:val="26"/>
@@ -399,7 +428,7 @@
       </w:r>
       <w:r>
         <w:rPr>
-          <w:rFonts w:ascii="Times New Roman" w:eastAsia="Times New Roman" w:hAnsi="Times New Roman" w:cs="Times New Roman"/>
+          <w:rFonts w:eastAsia="Times New Roman"/>
           <w:b/>
           <w:bCs/>
           <w:sz w:val="26"/>
@@ -407,19 +436,31 @@
         </w:rPr>
         <w:t xml:space="preserve"> </w:t>
       </w:r>
-      <w:r>
-        <w:rPr>
-          <w:rFonts w:ascii="Roboto" w:eastAsia="Roboto" w:hAnsi="Roboto" w:cs="Roboto"/>
+      <w:proofErr w:type="spellStart"/>
+      <w:r>
+        <w:rPr>
+          <w:rFonts w:eastAsia="Roboto"/>
           <w:color w:val="1D2125"/>
           <w:sz w:val="23"/>
           <w:szCs w:val="23"/>
           <w:highlight w:val="white"/>
         </w:rPr>
-        <w:t>Jackpot 21 (C2_13)</w:t>
-      </w:r>
-      <w:r>
-        <w:rPr>
-          <w:rFonts w:ascii="Times New Roman" w:eastAsia="Times New Roman" w:hAnsi="Times New Roman" w:cs="Times New Roman"/>
+        <w:t>Jackpot</w:t>
+      </w:r>
+      <w:proofErr w:type="spellEnd"/>
+      <w:r>
+        <w:rPr>
+          <w:rFonts w:eastAsia="Roboto"/>
+          <w:color w:val="1D2125"/>
+          <w:sz w:val="23"/>
+          <w:szCs w:val="23"/>
+          <w:highlight w:val="white"/>
+        </w:rPr>
+        <w:t xml:space="preserve"> 21 (C2_13)</w:t>
+      </w:r>
+      <w:r>
+        <w:rPr>
+          <w:rFonts w:eastAsia="Times New Roman"/>
           <w:b/>
           <w:bCs/>
           <w:sz w:val="26"/>
@@ -429,7 +470,7 @@
       </w:r>
       <w:r>
         <w:rPr>
-          <w:rFonts w:ascii="Times New Roman" w:eastAsia="Times New Roman" w:hAnsi="Times New Roman" w:cs="Times New Roman"/>
+          <w:rFonts w:eastAsia="Times New Roman"/>
           <w:b/>
           <w:bCs/>
           <w:sz w:val="26"/>
@@ -439,7 +480,7 @@
       </w:r>
       <w:r>
         <w:rPr>
-          <w:rFonts w:ascii="Times New Roman" w:eastAsia="Times New Roman" w:hAnsi="Times New Roman" w:cs="Times New Roman"/>
+          <w:rFonts w:eastAsia="Times New Roman"/>
           <w:b/>
           <w:bCs/>
           <w:sz w:val="26"/>
@@ -449,7 +490,7 @@
       </w:r>
       <w:r>
         <w:rPr>
-          <w:rFonts w:ascii="Times New Roman" w:eastAsia="Times New Roman" w:hAnsi="Times New Roman" w:cs="Times New Roman"/>
+          <w:rFonts w:eastAsia="Times New Roman"/>
           <w:b/>
           <w:bCs/>
           <w:sz w:val="26"/>
@@ -463,7 +504,7 @@
         <w:widowControl w:val="0"/>
         <w:spacing w:before="41" w:line="360" w:lineRule="auto"/>
         <w:rPr>
-          <w:rFonts w:ascii="Times New Roman" w:eastAsia="Times New Roman" w:hAnsi="Times New Roman" w:cs="Times New Roman"/>
+          <w:rFonts w:eastAsia="Times New Roman"/>
           <w:b/>
           <w:bCs/>
           <w:sz w:val="24"/>
@@ -474,6 +515,7 @@
       <w:r>
         <w:rPr>
           <w:noProof/>
+          <w:lang w:val="es-AR"/>
         </w:rPr>
         <w:drawing>
           <wp:anchor distT="114300" distB="114300" distL="114300" distR="114300" simplePos="0" relativeHeight="251659264" behindDoc="0" locked="0" layoutInCell="1" hidden="0" allowOverlap="1" wp14:anchorId="65609079" wp14:editId="449352EA">
@@ -525,7 +567,7 @@
         <w:widowControl w:val="0"/>
         <w:spacing w:before="41" w:line="360" w:lineRule="auto"/>
         <w:rPr>
-          <w:rFonts w:ascii="Times New Roman" w:eastAsia="Times New Roman" w:hAnsi="Times New Roman" w:cs="Times New Roman"/>
+          <w:rFonts w:eastAsia="Times New Roman"/>
           <w:b/>
           <w:bCs/>
           <w:sz w:val="24"/>
@@ -539,7 +581,7 @@
         <w:widowControl w:val="0"/>
         <w:spacing w:before="41" w:line="360" w:lineRule="auto"/>
         <w:rPr>
-          <w:rFonts w:ascii="Times New Roman" w:eastAsia="Times New Roman" w:hAnsi="Times New Roman" w:cs="Times New Roman"/>
+          <w:rFonts w:eastAsia="Times New Roman"/>
           <w:b/>
           <w:bCs/>
           <w:sz w:val="24"/>
@@ -553,7 +595,7 @@
         <w:widowControl w:val="0"/>
         <w:spacing w:before="41" w:line="360" w:lineRule="auto"/>
         <w:rPr>
-          <w:rFonts w:ascii="Times New Roman" w:eastAsia="Times New Roman" w:hAnsi="Times New Roman" w:cs="Times New Roman"/>
+          <w:rFonts w:eastAsia="Times New Roman"/>
           <w:b/>
           <w:bCs/>
           <w:sz w:val="24"/>
@@ -567,7 +609,7 @@
         <w:widowControl w:val="0"/>
         <w:spacing w:before="41" w:line="360" w:lineRule="auto"/>
         <w:rPr>
-          <w:rFonts w:ascii="Times New Roman" w:eastAsia="Times New Roman" w:hAnsi="Times New Roman" w:cs="Times New Roman"/>
+          <w:rFonts w:eastAsia="Times New Roman"/>
           <w:b/>
           <w:bCs/>
           <w:sz w:val="24"/>
@@ -581,7 +623,7 @@
         <w:widowControl w:val="0"/>
         <w:spacing w:before="41" w:line="360" w:lineRule="auto"/>
         <w:rPr>
-          <w:rFonts w:ascii="Times New Roman" w:eastAsia="Times New Roman" w:hAnsi="Times New Roman" w:cs="Times New Roman"/>
+          <w:rFonts w:eastAsia="Times New Roman"/>
           <w:b/>
           <w:bCs/>
           <w:sz w:val="24"/>
@@ -595,16 +637,16 @@
         <w:widowControl w:val="0"/>
         <w:spacing w:before="41" w:line="360" w:lineRule="auto"/>
         <w:rPr>
-          <w:rFonts w:ascii="Times New Roman" w:eastAsia="Times New Roman" w:hAnsi="Times New Roman" w:cs="Times New Roman"/>
-          <w:b/>
-          <w:bCs/>
-          <w:sz w:val="24"/>
-          <w:szCs w:val="24"/>
-        </w:rPr>
-      </w:pPr>
-      <w:r>
-        <w:rPr>
-          <w:rFonts w:ascii="Times New Roman" w:eastAsia="Times New Roman" w:hAnsi="Times New Roman" w:cs="Times New Roman"/>
+          <w:rFonts w:eastAsia="Times New Roman"/>
+          <w:b/>
+          <w:bCs/>
+          <w:sz w:val="24"/>
+          <w:szCs w:val="24"/>
+        </w:rPr>
+      </w:pPr>
+      <w:r>
+        <w:rPr>
+          <w:rFonts w:eastAsia="Times New Roman"/>
           <w:b/>
           <w:bCs/>
           <w:sz w:val="24"/>
@@ -616,7 +658,7 @@
       </w:r>
       <w:r>
         <w:rPr>
-          <w:rFonts w:ascii="Times New Roman" w:eastAsia="Times New Roman" w:hAnsi="Times New Roman" w:cs="Times New Roman"/>
+          <w:rFonts w:eastAsia="Times New Roman"/>
           <w:b/>
           <w:bCs/>
           <w:sz w:val="24"/>
@@ -632,7 +674,15 @@
         <w:jc w:val="both"/>
       </w:pPr>
       <w:r>
-        <w:t xml:space="preserve">Valentín Arriola Ciravegna                                         </w:t>
+        <w:t xml:space="preserve">Valentín Arriola </w:t>
+      </w:r>
+      <w:proofErr w:type="spellStart"/>
+      <w:r>
+        <w:t>Ciravegna</w:t>
+      </w:r>
+      <w:proofErr w:type="spellEnd"/>
+      <w:r>
+        <w:t xml:space="preserve">                                         </w:t>
       </w:r>
       <w:hyperlink r:id="rId8">
         <w:r>
@@ -651,8 +701,13 @@
         <w:jc w:val="both"/>
       </w:pPr>
       <w:r>
-        <w:t>Franco Fabatia</w:t>
-      </w:r>
+        <w:t xml:space="preserve">Franco </w:t>
+      </w:r>
+      <w:proofErr w:type="spellStart"/>
+      <w:r>
+        <w:t>Fabatia</w:t>
+      </w:r>
+      <w:proofErr w:type="spellEnd"/>
       <w:r>
         <w:tab/>
       </w:r>
@@ -685,8 +740,13 @@
         <w:jc w:val="both"/>
       </w:pPr>
       <w:r>
-        <w:t>Juan Ignacio Grecco</w:t>
-      </w:r>
+        <w:t xml:space="preserve">Juan Ignacio </w:t>
+      </w:r>
+      <w:proofErr w:type="spellStart"/>
+      <w:r>
+        <w:t>Grecco</w:t>
+      </w:r>
+      <w:proofErr w:type="spellEnd"/>
       <w:r>
         <w:tab/>
       </w:r>
@@ -719,8 +779,13 @@
         <w:jc w:val="both"/>
       </w:pPr>
       <w:r>
-        <w:t>Thomas Mauricio ibarra</w:t>
-      </w:r>
+        <w:t xml:space="preserve">Thomas Mauricio </w:t>
+      </w:r>
+      <w:proofErr w:type="spellStart"/>
+      <w:r>
+        <w:t>ibarra</w:t>
+      </w:r>
+      <w:proofErr w:type="spellEnd"/>
       <w:r>
         <w:tab/>
       </w:r>
@@ -750,7 +815,15 @@
         <w:jc w:val="both"/>
       </w:pPr>
       <w:r>
-        <w:t xml:space="preserve">Martin Ezequiel Loyola Capomasi </w:t>
+        <w:t xml:space="preserve">Martin Ezequiel Loyola </w:t>
+      </w:r>
+      <w:proofErr w:type="spellStart"/>
+      <w:r>
+        <w:t>Capomasi</w:t>
+      </w:r>
+      <w:proofErr w:type="spellEnd"/>
+      <w:r>
+        <w:t xml:space="preserve"> </w:t>
       </w:r>
       <w:r>
         <w:tab/>
@@ -777,8 +850,21 @@
         <w:spacing w:before="120" w:after="120" w:line="360" w:lineRule="auto"/>
         <w:jc w:val="both"/>
       </w:pPr>
-      <w:r>
-        <w:t xml:space="preserve">Agustin Pradella </w:t>
+      <w:proofErr w:type="spellStart"/>
+      <w:r>
+        <w:t>Agustin</w:t>
+      </w:r>
+      <w:proofErr w:type="spellEnd"/>
+      <w:r>
+        <w:t xml:space="preserve"> </w:t>
+      </w:r>
+      <w:proofErr w:type="spellStart"/>
+      <w:r>
+        <w:t>Pradella</w:t>
+      </w:r>
+      <w:proofErr w:type="spellEnd"/>
+      <w:r>
+        <w:t xml:space="preserve"> </w:t>
       </w:r>
       <w:r>
         <w:tab/>
@@ -812,8 +898,16 @@
         <w:jc w:val="both"/>
       </w:pPr>
       <w:r>
-        <w:t>Martin Pedro Vigoni</w:t>
-      </w:r>
+        <w:t>Ma</w:t>
+      </w:r>
+      <w:r>
+        <w:t xml:space="preserve">rtin Pedro </w:t>
+      </w:r>
+      <w:proofErr w:type="spellStart"/>
+      <w:r>
+        <w:t>Vigoni</w:t>
+      </w:r>
+      <w:proofErr w:type="spellEnd"/>
       <w:r>
         <w:tab/>
       </w:r>
@@ -949,17 +1043,31 @@
         <w:widowControl w:val="0"/>
         <w:spacing w:before="348" w:line="360" w:lineRule="auto"/>
         <w:rPr>
-          <w:rFonts w:ascii="Times New Roman" w:eastAsia="Times New Roman" w:hAnsi="Times New Roman" w:cs="Times New Roman"/>
+          <w:rFonts w:eastAsia="Times New Roman"/>
           <w:sz w:val="34"/>
           <w:szCs w:val="34"/>
         </w:rPr>
       </w:pPr>
-      <w:r>
-        <w:rPr>
-          <w:rFonts w:ascii="Times New Roman" w:eastAsia="Times New Roman" w:hAnsi="Times New Roman" w:cs="Times New Roman"/>
+    </w:p>
+    <w:p>
+      <w:pPr>
+        <w:widowControl w:val="0"/>
+        <w:spacing w:before="348" w:line="360" w:lineRule="auto"/>
+        <w:rPr>
+          <w:rFonts w:eastAsia="Times New Roman"/>
           <w:sz w:val="34"/>
           <w:szCs w:val="34"/>
-        </w:rPr>
+          <w:u w:val="single"/>
+        </w:rPr>
+      </w:pPr>
+      <w:r>
+        <w:rPr>
+          <w:rFonts w:eastAsia="Times New Roman"/>
+          <w:sz w:val="34"/>
+          <w:szCs w:val="34"/>
+          <w:u w:val="single"/>
+        </w:rPr>
+        <w:lastRenderedPageBreak/>
         <w:t xml:space="preserve">Presentación </w:t>
       </w:r>
     </w:p>
@@ -970,18 +1078,17 @@
         <w:ind w:right="727"/>
         <w:jc w:val="both"/>
         <w:rPr>
-          <w:rFonts w:ascii="Times New Roman" w:eastAsia="Times New Roman" w:hAnsi="Times New Roman" w:cs="Times New Roman"/>
-          <w:sz w:val="24"/>
-          <w:szCs w:val="24"/>
-        </w:rPr>
-      </w:pPr>
-      <w:r>
-        <w:rPr>
-          <w:rFonts w:ascii="Times New Roman" w:eastAsia="Times New Roman" w:hAnsi="Times New Roman" w:cs="Times New Roman"/>
-          <w:sz w:val="24"/>
-          <w:szCs w:val="24"/>
-        </w:rPr>
-        <w:lastRenderedPageBreak/>
+          <w:rFonts w:eastAsia="Times New Roman"/>
+          <w:sz w:val="24"/>
+          <w:szCs w:val="24"/>
+        </w:rPr>
+      </w:pPr>
+      <w:r>
+        <w:rPr>
+          <w:rFonts w:eastAsia="Times New Roman"/>
+          <w:sz w:val="24"/>
+          <w:szCs w:val="24"/>
+        </w:rPr>
         <w:t xml:space="preserve">El presente trabajo se desarrolla en el marco de la materia Análisis de Sistemas de Información por los alumnos de la cátedra, dictada en la Universidad Tecnológica Nacional Facultad Regional Villa María; situada en Av. Universidad 450. </w:t>
       </w:r>
     </w:p>
@@ -991,18 +1098,26 @@
         <w:spacing w:before="12" w:line="360" w:lineRule="auto"/>
         <w:ind w:right="724"/>
         <w:rPr>
-          <w:rFonts w:ascii="Times New Roman" w:eastAsia="Times New Roman" w:hAnsi="Times New Roman" w:cs="Times New Roman"/>
-          <w:sz w:val="24"/>
-          <w:szCs w:val="24"/>
-        </w:rPr>
-      </w:pPr>
-      <w:r>
-        <w:rPr>
-          <w:rFonts w:ascii="Times New Roman" w:eastAsia="Times New Roman" w:hAnsi="Times New Roman" w:cs="Times New Roman"/>
-          <w:sz w:val="24"/>
-          <w:szCs w:val="24"/>
-        </w:rPr>
-        <w:t xml:space="preserve">El Trabajo Práctico Integrador consiste en analizar un sistema de organización de retiros para el goce de aquellos que necesitan despejarse de la vida rutinaria. </w:t>
+          <w:rFonts w:eastAsia="Times New Roman"/>
+          <w:sz w:val="24"/>
+          <w:szCs w:val="24"/>
+        </w:rPr>
+      </w:pPr>
+      <w:r>
+        <w:rPr>
+          <w:rFonts w:eastAsia="Times New Roman"/>
+          <w:sz w:val="24"/>
+          <w:szCs w:val="24"/>
+        </w:rPr>
+        <w:t>El Trabajo Práctic</w:t>
+      </w:r>
+      <w:r>
+        <w:rPr>
+          <w:rFonts w:eastAsia="Times New Roman"/>
+          <w:sz w:val="24"/>
+          <w:szCs w:val="24"/>
+        </w:rPr>
+        <w:t xml:space="preserve">o Integrador consiste en analizar un sistema de organización de retiros para el goce de aquellos que necesitan despejarse de la vida rutinaria. </w:t>
       </w:r>
     </w:p>
     <w:p>
@@ -1012,14 +1127,14 @@
         <w:ind w:right="728"/>
         <w:jc w:val="both"/>
         <w:rPr>
-          <w:rFonts w:ascii="Times New Roman" w:eastAsia="Times New Roman" w:hAnsi="Times New Roman" w:cs="Times New Roman"/>
-          <w:sz w:val="24"/>
-          <w:szCs w:val="24"/>
-        </w:rPr>
-      </w:pPr>
-      <w:r>
-        <w:rPr>
-          <w:rFonts w:ascii="Times New Roman" w:eastAsia="Times New Roman" w:hAnsi="Times New Roman" w:cs="Times New Roman"/>
+          <w:rFonts w:eastAsia="Times New Roman"/>
+          <w:sz w:val="24"/>
+          <w:szCs w:val="24"/>
+        </w:rPr>
+      </w:pPr>
+      <w:r>
+        <w:rPr>
+          <w:rFonts w:eastAsia="Times New Roman"/>
           <w:sz w:val="24"/>
           <w:szCs w:val="24"/>
         </w:rPr>
@@ -1027,7 +1142,7 @@
       </w:r>
       <w:r>
         <w:rPr>
-          <w:rFonts w:ascii="Times New Roman" w:eastAsia="Times New Roman" w:hAnsi="Times New Roman" w:cs="Times New Roman"/>
+          <w:rFonts w:eastAsia="Times New Roman"/>
           <w:b/>
           <w:bCs/>
           <w:sz w:val="24"/>
@@ -1037,11 +1152,19 @@
       </w:r>
       <w:r>
         <w:rPr>
-          <w:rFonts w:ascii="Times New Roman" w:eastAsia="Times New Roman" w:hAnsi="Times New Roman" w:cs="Times New Roman"/>
-          <w:sz w:val="24"/>
-          <w:szCs w:val="24"/>
-        </w:rPr>
-        <w:t xml:space="preserve">la aplicación y la relación de los contenidos desarrollados a lo largo del programa de la cátedra e integrar los conocimientos adquiridos en las materias verticales y horizontales. </w:t>
+          <w:rFonts w:eastAsia="Times New Roman"/>
+          <w:sz w:val="24"/>
+          <w:szCs w:val="24"/>
+        </w:rPr>
+        <w:t>la aplicación y la relación de los contenidos desarrollados a lo la</w:t>
+      </w:r>
+      <w:r>
+        <w:rPr>
+          <w:rFonts w:eastAsia="Times New Roman"/>
+          <w:sz w:val="24"/>
+          <w:szCs w:val="24"/>
+        </w:rPr>
+        <w:t xml:space="preserve">rgo del programa de la cátedra e integrar los conocimientos adquiridos en las materias verticales y horizontales. </w:t>
       </w:r>
     </w:p>
     <w:p>
@@ -1051,132 +1174,118 @@
         <w:ind w:right="720"/>
         <w:jc w:val="both"/>
         <w:rPr>
-          <w:rFonts w:ascii="Times New Roman" w:eastAsia="Times New Roman" w:hAnsi="Times New Roman" w:cs="Times New Roman"/>
-          <w:sz w:val="24"/>
-          <w:szCs w:val="24"/>
-        </w:rPr>
-      </w:pPr>
-      <w:r>
-        <w:rPr>
-          <w:rFonts w:ascii="Times New Roman" w:eastAsia="Times New Roman" w:hAnsi="Times New Roman" w:cs="Times New Roman"/>
-          <w:sz w:val="24"/>
-          <w:szCs w:val="24"/>
-        </w:rPr>
-        <w:t xml:space="preserve">El desarrollo abarca las actividades de modelado del dominio hasta las actividades de especificación de requisitos del sistema de software que le dará soporte a los procesos de negocio principales. </w:t>
-      </w:r>
-    </w:p>
-    <w:p>
-      <w:pPr>
-        <w:shd w:val="clear" w:color="auto" w:fill="FFFFFF"/>
-        <w:spacing w:before="120" w:after="120" w:line="360" w:lineRule="auto"/>
-        <w:jc w:val="both"/>
-      </w:pPr>
-    </w:p>
-    <w:p>
-      <w:pPr>
-        <w:shd w:val="clear" w:color="auto" w:fill="FFFFFF"/>
-        <w:spacing w:before="120" w:after="120" w:line="360" w:lineRule="auto"/>
-        <w:jc w:val="both"/>
-      </w:pPr>
-    </w:p>
-    <w:p>
-      <w:pPr>
-        <w:shd w:val="clear" w:color="auto" w:fill="FFFFFF"/>
-        <w:spacing w:before="120" w:after="120" w:line="360" w:lineRule="auto"/>
-        <w:jc w:val="both"/>
-      </w:pPr>
-    </w:p>
-    <w:p>
-      <w:pPr>
-        <w:shd w:val="clear" w:color="auto" w:fill="FFFFFF"/>
-        <w:spacing w:before="120" w:after="120" w:line="360" w:lineRule="auto"/>
-        <w:jc w:val="both"/>
-      </w:pPr>
-    </w:p>
-    <w:p>
-      <w:pPr>
-        <w:shd w:val="clear" w:color="auto" w:fill="FFFFFF"/>
-        <w:spacing w:before="120" w:after="120" w:line="360" w:lineRule="auto"/>
-        <w:jc w:val="both"/>
-      </w:pPr>
-    </w:p>
-    <w:p>
-      <w:pPr>
-        <w:shd w:val="clear" w:color="auto" w:fill="FFFFFF"/>
-        <w:spacing w:before="120" w:after="120" w:line="360" w:lineRule="auto"/>
-        <w:jc w:val="both"/>
-      </w:pPr>
-    </w:p>
-    <w:p>
-      <w:pPr>
-        <w:shd w:val="clear" w:color="auto" w:fill="FFFFFF"/>
-        <w:spacing w:before="120" w:after="120" w:line="360" w:lineRule="auto"/>
-        <w:jc w:val="both"/>
-      </w:pPr>
-    </w:p>
-    <w:p>
-      <w:pPr>
-        <w:shd w:val="clear" w:color="auto" w:fill="FFFFFF"/>
-        <w:spacing w:before="120" w:after="120" w:line="360" w:lineRule="auto"/>
-        <w:jc w:val="both"/>
-      </w:pPr>
-    </w:p>
-    <w:p>
-      <w:pPr>
-        <w:shd w:val="clear" w:color="auto" w:fill="FFFFFF"/>
-        <w:spacing w:before="120" w:after="120" w:line="360" w:lineRule="auto"/>
-        <w:jc w:val="both"/>
-      </w:pPr>
-    </w:p>
-    <w:p>
-      <w:pPr>
-        <w:shd w:val="clear" w:color="auto" w:fill="FFFFFF"/>
-        <w:spacing w:before="120" w:after="120" w:line="360" w:lineRule="auto"/>
-        <w:jc w:val="both"/>
-      </w:pPr>
-    </w:p>
-    <w:p>
-      <w:pPr>
-        <w:shd w:val="clear" w:color="auto" w:fill="FFFFFF"/>
-        <w:spacing w:before="120" w:after="120" w:line="360" w:lineRule="auto"/>
-        <w:jc w:val="both"/>
-      </w:pPr>
-    </w:p>
-    <w:p>
-      <w:pPr>
-        <w:shd w:val="clear" w:color="auto" w:fill="FFFFFF"/>
-        <w:spacing w:before="120" w:after="120" w:line="360" w:lineRule="auto"/>
-        <w:jc w:val="both"/>
-      </w:pPr>
-    </w:p>
-    <w:p>
-      <w:pPr>
-        <w:shd w:val="clear" w:color="auto" w:fill="FFFFFF"/>
-        <w:spacing w:before="120" w:after="120" w:line="360" w:lineRule="auto"/>
-        <w:jc w:val="both"/>
-      </w:pPr>
-    </w:p>
-    <w:p>
-      <w:pPr>
-        <w:shd w:val="clear" w:color="auto" w:fill="FFFFFF"/>
-        <w:spacing w:before="120" w:after="120" w:line="360" w:lineRule="auto"/>
-        <w:jc w:val="both"/>
-      </w:pPr>
-    </w:p>
-    <w:p>
-      <w:pPr>
-        <w:shd w:val="clear" w:color="auto" w:fill="FFFFFF"/>
-        <w:spacing w:before="120" w:after="120" w:line="360" w:lineRule="auto"/>
-        <w:jc w:val="both"/>
-      </w:pPr>
-    </w:p>
-    <w:p>
-      <w:pPr>
-        <w:shd w:val="clear" w:color="auto" w:fill="FFFFFF"/>
-        <w:spacing w:before="120" w:after="120" w:line="360" w:lineRule="auto"/>
-        <w:jc w:val="both"/>
-      </w:pPr>
-      <w:r>
+          <w:rFonts w:eastAsia="Times New Roman"/>
+          <w:sz w:val="24"/>
+          <w:szCs w:val="24"/>
+        </w:rPr>
+      </w:pPr>
+      <w:r>
+        <w:rPr>
+          <w:rFonts w:eastAsia="Times New Roman"/>
+          <w:sz w:val="24"/>
+          <w:szCs w:val="24"/>
+        </w:rPr>
+        <w:t>El desarrollo abarca las actividades de modelado del dominio hasta las actividades de especificación de requisitos del sistema de software qu</w:t>
+      </w:r>
+      <w:r>
+        <w:rPr>
+          <w:rFonts w:eastAsia="Times New Roman"/>
+          <w:sz w:val="24"/>
+          <w:szCs w:val="24"/>
+        </w:rPr>
+        <w:t xml:space="preserve">e le dará soporte a los procesos de negocio principales. </w:t>
+      </w:r>
+    </w:p>
+    <w:p>
+      <w:pPr>
+        <w:shd w:val="clear" w:color="auto" w:fill="FFFFFF"/>
+        <w:spacing w:before="120" w:after="120" w:line="360" w:lineRule="auto"/>
+        <w:jc w:val="both"/>
+      </w:pPr>
+    </w:p>
+    <w:p>
+      <w:pPr>
+        <w:shd w:val="clear" w:color="auto" w:fill="FFFFFF"/>
+        <w:spacing w:before="120" w:after="120" w:line="360" w:lineRule="auto"/>
+        <w:jc w:val="both"/>
+      </w:pPr>
+    </w:p>
+    <w:p>
+      <w:pPr>
+        <w:shd w:val="clear" w:color="auto" w:fill="FFFFFF"/>
+        <w:spacing w:before="120" w:after="120" w:line="360" w:lineRule="auto"/>
+        <w:jc w:val="both"/>
+      </w:pPr>
+    </w:p>
+    <w:p>
+      <w:pPr>
+        <w:shd w:val="clear" w:color="auto" w:fill="FFFFFF"/>
+        <w:spacing w:before="120" w:after="120" w:line="360" w:lineRule="auto"/>
+        <w:jc w:val="both"/>
+      </w:pPr>
+    </w:p>
+    <w:p>
+      <w:pPr>
+        <w:shd w:val="clear" w:color="auto" w:fill="FFFFFF"/>
+        <w:spacing w:before="120" w:after="120" w:line="360" w:lineRule="auto"/>
+        <w:jc w:val="both"/>
+      </w:pPr>
+    </w:p>
+    <w:p>
+      <w:pPr>
+        <w:shd w:val="clear" w:color="auto" w:fill="FFFFFF"/>
+        <w:spacing w:before="120" w:after="120" w:line="360" w:lineRule="auto"/>
+        <w:jc w:val="both"/>
+      </w:pPr>
+    </w:p>
+    <w:p>
+      <w:pPr>
+        <w:shd w:val="clear" w:color="auto" w:fill="FFFFFF"/>
+        <w:spacing w:before="120" w:after="120" w:line="360" w:lineRule="auto"/>
+        <w:jc w:val="both"/>
+      </w:pPr>
+    </w:p>
+    <w:p>
+      <w:pPr>
+        <w:shd w:val="clear" w:color="auto" w:fill="FFFFFF"/>
+        <w:spacing w:before="120" w:after="120" w:line="360" w:lineRule="auto"/>
+        <w:jc w:val="both"/>
+      </w:pPr>
+    </w:p>
+    <w:p>
+      <w:pPr>
+        <w:shd w:val="clear" w:color="auto" w:fill="FFFFFF"/>
+        <w:spacing w:before="120" w:after="120" w:line="360" w:lineRule="auto"/>
+        <w:jc w:val="both"/>
+      </w:pPr>
+    </w:p>
+    <w:p>
+      <w:pPr>
+        <w:shd w:val="clear" w:color="auto" w:fill="FFFFFF"/>
+        <w:spacing w:before="120" w:after="120" w:line="360" w:lineRule="auto"/>
+        <w:jc w:val="both"/>
+      </w:pPr>
+    </w:p>
+    <w:p>
+      <w:pPr>
+        <w:shd w:val="clear" w:color="auto" w:fill="FFFFFF"/>
+        <w:spacing w:before="120" w:after="120" w:line="360" w:lineRule="auto"/>
+        <w:jc w:val="both"/>
+      </w:pPr>
+    </w:p>
+    <w:p>
+      <w:pPr>
+        <w:shd w:val="clear" w:color="auto" w:fill="FFFFFF"/>
+        <w:spacing w:before="120" w:after="120" w:line="360" w:lineRule="auto"/>
+        <w:jc w:val="both"/>
+        <w:rPr>
+          <w:u w:val="single"/>
+        </w:rPr>
+      </w:pPr>
+      <w:r>
+        <w:rPr>
+          <w:u w:val="single"/>
+        </w:rPr>
         <w:lastRenderedPageBreak/>
         <w:t xml:space="preserve">Enunciado: </w:t>
       </w:r>
@@ -1191,62 +1300,128 @@
           <w:bCs/>
         </w:rPr>
       </w:pPr>
-      <w:r>
-        <w:rPr>
-          <w:b/>
-          <w:bCs/>
-        </w:rPr>
-        <w:t>RetirARTE es un centro dedicado a la organización de distintos retiros tanto como espirituales y de bienestar (entre otros) dentro y fuera del país. El centro cuenta con una aplicación para seleccionar y coordinar lugares de retiro, con una duración desde un fin de semana hasta varios. Los tipos de retiros que ofrece son, de bienestar, de yoga y meditación, espirituales o de silencio, temáticos y psicodélicos. Cada retiro cuenta con sus características, siendo estas: lugares de realización, duración, guías espirituales profesionales, capacidad máxima, costó, métodos de pagos, y limitaciones (edad permitida, bienes necesarios).</w:t>
-      </w:r>
-    </w:p>
-    <w:p>
-      <w:pPr>
-        <w:shd w:val="clear" w:color="auto" w:fill="FFFFFF"/>
-        <w:spacing w:before="120" w:after="120" w:line="360" w:lineRule="auto"/>
-        <w:jc w:val="both"/>
-      </w:pPr>
-      <w:r>
-        <w:rPr>
-          <w:b/>
-          <w:bCs/>
-        </w:rPr>
-        <w:t>Cuando una persona necesita acceder a un retiro para poder despejarse, esta accede a la aplicación y selecciona una empresa, una vez seleccionada se comunica con el coordinador de entrevistas y le este le toma sus datos personales: Nombre, Apellido, DNI, edad, teléfono y mail.</w:t>
-      </w:r>
-    </w:p>
-    <w:p>
-      <w:pPr>
-        <w:shd w:val="clear" w:color="auto" w:fill="FFFFFF"/>
-        <w:spacing w:before="120" w:after="120" w:line="360" w:lineRule="auto"/>
-        <w:jc w:val="both"/>
-        <w:rPr>
-          <w:b/>
-          <w:bCs/>
-        </w:rPr>
-      </w:pPr>
-      <w:r>
-        <w:rPr>
-          <w:b/>
-          <w:bCs/>
-        </w:rPr>
-        <w:t>En caso de que el interesado decida cancelar el retiro, deberá hacerlo 14 días hábiles antes del viaje</w:t>
-      </w:r>
-    </w:p>
-    <w:p>
-      <w:pPr>
-        <w:shd w:val="clear" w:color="auto" w:fill="FFFFFF"/>
-        <w:spacing w:before="120" w:after="120" w:line="360" w:lineRule="auto"/>
-        <w:jc w:val="both"/>
-        <w:rPr>
-          <w:b/>
-          <w:bCs/>
-        </w:rPr>
-      </w:pPr>
-      <w:r>
-        <w:rPr>
-          <w:b/>
-          <w:bCs/>
-        </w:rPr>
-        <w:t>La empresa encargada de los retiros le concede un servicio de transporte para aquellas personas que realizaron el retiro correspondiente.</w:t>
+      <w:proofErr w:type="spellStart"/>
+      <w:r>
+        <w:rPr>
+          <w:b/>
+          <w:bCs/>
+        </w:rPr>
+        <w:t>R</w:t>
+      </w:r>
+      <w:r>
+        <w:rPr>
+          <w:b/>
+          <w:bCs/>
+        </w:rPr>
+        <w:t>etirARTE</w:t>
+      </w:r>
+      <w:proofErr w:type="spellEnd"/>
+      <w:r>
+        <w:rPr>
+          <w:b/>
+          <w:bCs/>
+        </w:rPr>
+        <w:t xml:space="preserve"> es un centro dedicado a la organización de distintos retiros tanto como espirituales y de bienes (entre otros) dentro y fuera del país. EL centro quiere desarrollar una aplicación que optimice el método de búsqueda e inscripción a retiros.</w:t>
+      </w:r>
+    </w:p>
+    <w:p>
+      <w:pPr>
+        <w:shd w:val="clear" w:color="auto" w:fill="FFFFFF"/>
+        <w:spacing w:before="120" w:after="120" w:line="360" w:lineRule="auto"/>
+        <w:jc w:val="both"/>
+        <w:rPr>
+          <w:b/>
+          <w:bCs/>
+        </w:rPr>
+      </w:pPr>
+      <w:r>
+        <w:rPr>
+          <w:b/>
+          <w:bCs/>
+        </w:rPr>
+        <w:t>Este sistema debe poder ver los distintos retiros disponibles con ilustraciones del lugar donde se desarrolla y sus características: lugares de realización, duración, guías espirituales profesionales, capacidad máxima, costo, método de pago y limitaciones (edad permitida, bienes necesarios).</w:t>
+      </w:r>
+    </w:p>
+    <w:p>
+      <w:pPr>
+        <w:shd w:val="clear" w:color="auto" w:fill="FFFFFF"/>
+        <w:spacing w:before="120" w:after="120" w:line="360" w:lineRule="auto"/>
+        <w:jc w:val="both"/>
+        <w:rPr>
+          <w:b/>
+          <w:bCs/>
+        </w:rPr>
+      </w:pPr>
+      <w:r>
+        <w:rPr>
+          <w:b/>
+          <w:bCs/>
+        </w:rPr>
+        <w:t>El sistema al momento de iniciar se requiere que se ingrese los datos personales de la persona que va a realizar el retiro: Nombre, Apellido, DNI, teléfono, mail. Post</w:t>
+      </w:r>
+      <w:r>
+        <w:rPr>
+          <w:b/>
+          <w:bCs/>
+        </w:rPr>
+        <w:t>eriormente seleccionar el retiro</w:t>
+      </w:r>
+      <w:r>
+        <w:rPr>
+          <w:b/>
+          <w:bCs/>
+        </w:rPr>
+        <w:t xml:space="preserve"> que desee, la aplicación le permite agregar algunas observaciones adicionales (como sea el caso de un acompañante de viaje).</w:t>
+      </w:r>
+    </w:p>
+    <w:p>
+      <w:pPr>
+        <w:shd w:val="clear" w:color="auto" w:fill="FFFFFF"/>
+        <w:spacing w:before="120" w:after="120" w:line="360" w:lineRule="auto"/>
+        <w:jc w:val="both"/>
+        <w:rPr>
+          <w:b/>
+          <w:bCs/>
+        </w:rPr>
+      </w:pPr>
+      <w:r>
+        <w:rPr>
+          <w:b/>
+          <w:bCs/>
+        </w:rPr>
+        <w:t>Esta misma cuenta con una agenda que le permite visualizar todos los retiros que a realización junto a su duración, además podrá ver toda</w:t>
+      </w:r>
+      <w:r>
+        <w:rPr>
+          <w:b/>
+          <w:bCs/>
+        </w:rPr>
+        <w:t>s</w:t>
+      </w:r>
+      <w:r>
+        <w:rPr>
+          <w:b/>
+          <w:bCs/>
+        </w:rPr>
+        <w:t xml:space="preserve"> las características que tiene en el momento que desee, El sistema consta con un apartado el cual se podrá visualizar el total de gastos que se lleva en retiros, cada una con su descripción para facilitar el control económico de cada cliente.</w:t>
+      </w:r>
+    </w:p>
+    <w:p>
+      <w:pPr>
+        <w:shd w:val="clear" w:color="auto" w:fill="FFFFFF"/>
+        <w:spacing w:before="120" w:after="120" w:line="360" w:lineRule="auto"/>
+        <w:jc w:val="both"/>
+        <w:rPr>
+          <w:b/>
+          <w:bCs/>
+        </w:rPr>
+      </w:pPr>
+      <w:r>
+        <w:rPr>
+          <w:b/>
+          <w:bCs/>
+        </w:rPr>
+        <w:t>Cada retiro al que se puede inscribir es posible cancelarlo mediante la aplicación.</w:t>
       </w:r>
     </w:p>
     <w:p>
@@ -1262,13 +1437,7 @@
         <w:rPr>
           <w:u w:val="single"/>
         </w:rPr>
-        <w:t>Anexos utilizados</w:t>
-      </w:r>
-      <w:r>
-        <w:rPr>
-          <w:u w:val="single"/>
-        </w:rPr>
-        <w:t>:</w:t>
+        <w:t>Anexos utilizados:</w:t>
       </w:r>
     </w:p>
     <w:p>
@@ -1319,12 +1488,67 @@
             <w:color w:val="1155CC"/>
             <w:u w:val="single"/>
           </w:rPr>
-          <w:t>Directorio de Retiros de Silencio en Argentina - Retiros de Silencio en Argentina</w:t>
+          <w:t>Directorio d</w:t>
+        </w:r>
+        <w:r>
+          <w:rPr>
+            <w:color w:val="1155CC"/>
+            <w:u w:val="single"/>
+          </w:rPr>
+          <w:t>e Retiros de Silencio en Argentina - Retiros de Silencio en Argentina</w:t>
         </w:r>
       </w:hyperlink>
       <w:r>
         <w:t xml:space="preserve"> </w:t>
       </w:r>
+    </w:p>
+    <w:p>
+      <w:pPr>
+        <w:shd w:val="clear" w:color="auto" w:fill="FFFFFF"/>
+        <w:spacing w:before="120" w:after="120" w:line="360" w:lineRule="auto"/>
+        <w:jc w:val="both"/>
+      </w:pPr>
+    </w:p>
+    <w:p>
+      <w:pPr>
+        <w:shd w:val="clear" w:color="auto" w:fill="FFFFFF"/>
+        <w:spacing w:before="120" w:after="120" w:line="360" w:lineRule="auto"/>
+        <w:jc w:val="both"/>
+        <w:rPr>
+          <w:u w:val="single"/>
+        </w:rPr>
+      </w:pPr>
+      <w:r>
+        <w:rPr>
+          <w:u w:val="single"/>
+        </w:rPr>
+        <w:t>Objetivo del dominio</w:t>
+      </w:r>
+    </w:p>
+    <w:p>
+      <w:pPr>
+        <w:shd w:val="clear" w:color="auto" w:fill="FFFFFF"/>
+        <w:spacing w:before="120" w:after="120" w:line="360" w:lineRule="auto"/>
+        <w:jc w:val="both"/>
+      </w:pPr>
+      <w:r>
+        <w:t xml:space="preserve">   </w:t>
+      </w:r>
+      <w:r>
+        <w:t xml:space="preserve"> El objetivo principal es fa</w:t>
+      </w:r>
+      <w:bookmarkStart w:id="0" w:name="_GoBack"/>
+      <w:bookmarkEnd w:id="0"/>
+      <w:r>
+        <w:t>cilitar la organización de la información brindada por los usuarios en base a los retiros que participa y un mejor control sobre los gastos y planificaciones a futuros planes de retiro.</w:t>
+      </w:r>
+    </w:p>
+    <w:p>
+      <w:pPr>
+        <w:shd w:val="clear" w:color="auto" w:fill="FFFFFF"/>
+        <w:spacing w:before="120" w:after="120" w:line="360" w:lineRule="auto"/>
+        <w:jc w:val="both"/>
+      </w:pPr>
     </w:p>
     <w:sectPr>
       <w:headerReference w:type="default" r:id="rId18"/>
@@ -1339,7 +1563,7 @@
 </file>
 
 <file path=word/endnotes.xml><?xml version="1.0" encoding="utf-8"?>
-<w:endnotes xmlns:wpc="http://schemas.microsoft.com/office/word/2010/wordprocessingCanvas" xmlns:cx="http://schemas.microsoft.com/office/drawing/2014/chartex" xmlns:cx1="http://schemas.microsoft.com/office/drawing/2015/9/8/chartex" xmlns:cx2="http://schemas.microsoft.com/office/drawing/2015/10/21/chartex" xmlns:cx3="http://schemas.microsoft.com/office/drawing/2016/5/9/chartex" xmlns:cx4="http://schemas.microsoft.com/office/drawing/2016/5/10/chartex" xmlns:cx5="http://schemas.microsoft.com/office/drawing/2016/5/11/chartex" xmlns:cx6="http://schemas.microsoft.com/office/drawing/2016/5/12/chartex" xmlns:cx7="http://schemas.microsoft.com/office/drawing/2016/5/13/chartex" xmlns:cx8="http://schemas.microsoft.com/office/drawing/2016/5/14/chartex" xmlns:mc="http://schemas.openxmlformats.org/markup-compatibility/2006" xmlns:aink="http://schemas.microsoft.com/office/drawing/2016/ink" xmlns:am3d="http://schemas.microsoft.com/office/drawing/2017/model3d" xmlns:o="urn:schemas-microsoft-com:office:office" xmlns:oel="http://schemas.microsoft.com/office/2019/extlst" xmlns:r="http://schemas.openxmlformats.org/officeDocument/2006/relationships" xmlns:m="http://schemas.openxmlformats.org/officeDocument/2006/math" xmlns:v="urn:schemas-microsoft-com:vml" xmlns:wp14="http://schemas.microsoft.com/office/word/2010/wordprocessingDrawing" xmlns:wp="http://schemas.openxmlformats.org/drawingml/2006/wordprocessingDrawing" xmlns:w10="urn:schemas-microsoft-com:office:word" xmlns:w="http://schemas.openxmlformats.org/wordprocessingml/2006/main" xmlns:w14="http://schemas.microsoft.com/office/word/2010/wordml" xmlns:w15="http://schemas.microsoft.com/office/word/2012/wordml" xmlns:w16cei="http://schemas.microsoft.com/office/word/2026/wordml/cei" xmlns:w16cex="http://schemas.microsoft.com/office/word/2018/wordml/cex" xmlns:w16cid="http://schemas.microsoft.com/office/word/2016/wordml/cid" xmlns:w16="http://schemas.microsoft.com/office/word/2018/wordml" xmlns:w16du="http://schemas.microsoft.com/office/word/2023/wordml/word16du" xmlns:w16sdtdh="http://schemas.microsoft.com/office/word/2020/wordml/sdtdatahash" xmlns:w16sdtfl="http://schemas.microsoft.com/office/word/2024/wordml/sdtformatlock" xmlns:w16se="http://schemas.microsoft.com/office/word/2015/wordml/symex" xmlns:wpg="http://schemas.microsoft.com/office/word/2010/wordprocessingGroup" xmlns:wpi="http://schemas.microsoft.com/office/word/2010/wordprocessingInk" xmlns:wne="http://schemas.microsoft.com/office/word/2006/wordml" xmlns:wps="http://schemas.microsoft.com/office/word/2010/wordprocessingShape" mc:Ignorable="w14 w15 w16se w16cid w16 w16cex w16sdtdh w16sdtfl w16du wp14">
+<w:endnotes xmlns:wpc="http://schemas.microsoft.com/office/word/2010/wordprocessingCanvas" xmlns:cx="http://schemas.microsoft.com/office/drawing/2014/chartex" xmlns:mc="http://schemas.openxmlformats.org/markup-compatibility/2006" xmlns:o="urn:schemas-microsoft-com:office:office" xmlns:r="http://schemas.openxmlformats.org/officeDocument/2006/relationships" xmlns:m="http://schemas.openxmlformats.org/officeDocument/2006/math" xmlns:v="urn:schemas-microsoft-com:vml" xmlns:wp14="http://schemas.microsoft.com/office/word/2010/wordprocessingDrawing" xmlns:wp="http://schemas.openxmlformats.org/drawingml/2006/wordprocessingDrawing" xmlns:w10="urn:schemas-microsoft-com:office:word" xmlns:w="http://schemas.openxmlformats.org/wordprocessingml/2006/main" xmlns:w14="http://schemas.microsoft.com/office/word/2010/wordml" xmlns:w15="http://schemas.microsoft.com/office/word/2012/wordml" xmlns:w16se="http://schemas.microsoft.com/office/word/2015/wordml/symex" xmlns:wpg="http://schemas.microsoft.com/office/word/2010/wordprocessingGroup" xmlns:wpi="http://schemas.microsoft.com/office/word/2010/wordprocessingInk" xmlns:wne="http://schemas.microsoft.com/office/word/2006/wordml" xmlns:wps="http://schemas.microsoft.com/office/word/2010/wordprocessingShape" mc:Ignorable="w14 w15 w16se wp14">
   <w:endnote w:type="separator" w:id="-1">
     <w:p>
       <w:pPr>
@@ -1364,7 +1588,7 @@
 </file>
 
 <file path=word/footer1.xml><?xml version="1.0" encoding="utf-8"?>
-<w:ftr xmlns:wpc="http://schemas.microsoft.com/office/word/2010/wordprocessingCanvas" xmlns:cx="http://schemas.microsoft.com/office/drawing/2014/chartex" xmlns:cx1="http://schemas.microsoft.com/office/drawing/2015/9/8/chartex" xmlns:cx2="http://schemas.microsoft.com/office/drawing/2015/10/21/chartex" xmlns:cx3="http://schemas.microsoft.com/office/drawing/2016/5/9/chartex" xmlns:cx4="http://schemas.microsoft.com/office/drawing/2016/5/10/chartex" xmlns:cx5="http://schemas.microsoft.com/office/drawing/2016/5/11/chartex" xmlns:cx6="http://schemas.microsoft.com/office/drawing/2016/5/12/chartex" xmlns:cx7="http://schemas.microsoft.com/office/drawing/2016/5/13/chartex" xmlns:cx8="http://schemas.microsoft.com/office/drawing/2016/5/14/chartex" xmlns:mc="http://schemas.openxmlformats.org/markup-compatibility/2006" xmlns:aink="http://schemas.microsoft.com/office/drawing/2016/ink" xmlns:am3d="http://schemas.microsoft.com/office/drawing/2017/model3d" xmlns:o="urn:schemas-microsoft-com:office:office" xmlns:oel="http://schemas.microsoft.com/office/2019/extlst" xmlns:r="http://schemas.openxmlformats.org/officeDocument/2006/relationships" xmlns:m="http://schemas.openxmlformats.org/officeDocument/2006/math" xmlns:v="urn:schemas-microsoft-com:vml" xmlns:wp14="http://schemas.microsoft.com/office/word/2010/wordprocessingDrawing" xmlns:wp="http://schemas.openxmlformats.org/drawingml/2006/wordprocessingDrawing" xmlns:w10="urn:schemas-microsoft-com:office:word" xmlns:w="http://schemas.openxmlformats.org/wordprocessingml/2006/main" xmlns:w14="http://schemas.microsoft.com/office/word/2010/wordml" xmlns:w15="http://schemas.microsoft.com/office/word/2012/wordml" xmlns:w16cei="http://schemas.microsoft.com/office/word/2026/wordml/cei" xmlns:w16cex="http://schemas.microsoft.com/office/word/2018/wordml/cex" xmlns:w16cid="http://schemas.microsoft.com/office/word/2016/wordml/cid" xmlns:w16="http://schemas.microsoft.com/office/word/2018/wordml" xmlns:w16du="http://schemas.microsoft.com/office/word/2023/wordml/word16du" xmlns:w16sdtdh="http://schemas.microsoft.com/office/word/2020/wordml/sdtdatahash" xmlns:w16sdtfl="http://schemas.microsoft.com/office/word/2024/wordml/sdtformatlock" xmlns:w16se="http://schemas.microsoft.com/office/word/2015/wordml/symex" xmlns:wpg="http://schemas.microsoft.com/office/word/2010/wordprocessingGroup" xmlns:wpi="http://schemas.microsoft.com/office/word/2010/wordprocessingInk" xmlns:wne="http://schemas.microsoft.com/office/word/2006/wordml" xmlns:wps="http://schemas.microsoft.com/office/word/2010/wordprocessingShape" mc:Ignorable="w14 w15 w16se w16cid w16 w16cex w16sdtdh w16sdtfl w16du wp14">
+<w:ftr xmlns:wpc="http://schemas.microsoft.com/office/word/2010/wordprocessingCanvas" xmlns:cx="http://schemas.microsoft.com/office/drawing/2014/chartex" xmlns:mc="http://schemas.openxmlformats.org/markup-compatibility/2006" xmlns:o="urn:schemas-microsoft-com:office:office" xmlns:r="http://schemas.openxmlformats.org/officeDocument/2006/relationships" xmlns:m="http://schemas.openxmlformats.org/officeDocument/2006/math" xmlns:v="urn:schemas-microsoft-com:vml" xmlns:wp14="http://schemas.microsoft.com/office/word/2010/wordprocessingDrawing" xmlns:wp="http://schemas.openxmlformats.org/drawingml/2006/wordprocessingDrawing" xmlns:w10="urn:schemas-microsoft-com:office:word" xmlns:w="http://schemas.openxmlformats.org/wordprocessingml/2006/main" xmlns:w14="http://schemas.microsoft.com/office/word/2010/wordml" xmlns:w15="http://schemas.microsoft.com/office/word/2012/wordml" xmlns:w16se="http://schemas.microsoft.com/office/word/2015/wordml/symex" xmlns:wpg="http://schemas.microsoft.com/office/word/2010/wordprocessingGroup" xmlns:wpi="http://schemas.microsoft.com/office/word/2010/wordprocessingInk" xmlns:wne="http://schemas.microsoft.com/office/word/2006/wordml" xmlns:wps="http://schemas.microsoft.com/office/word/2010/wordprocessingShape" mc:Ignorable="w14 w15 w16se wp14">
   <w:p/>
   <w:p>
     <w:r>
@@ -1392,14 +1616,46 @@
     </w:pPr>
     <w:r>
       <w:tab/>
-      <w:t xml:space="preserve">Arriola - Fabatia - Grecco - Ibarra - Loyola - Pradella - Vigoni </w:t>
+      <w:t xml:space="preserve">Arriola - </w:t>
+    </w:r>
+    <w:proofErr w:type="spellStart"/>
+    <w:r>
+      <w:t>Fabatia</w:t>
+    </w:r>
+    <w:proofErr w:type="spellEnd"/>
+    <w:r>
+      <w:t xml:space="preserve"> - </w:t>
+    </w:r>
+    <w:proofErr w:type="spellStart"/>
+    <w:r>
+      <w:t>Grecco</w:t>
+    </w:r>
+    <w:proofErr w:type="spellEnd"/>
+    <w:r>
+      <w:t xml:space="preserve"> - Ibarra - Loyola - </w:t>
+    </w:r>
+    <w:proofErr w:type="spellStart"/>
+    <w:r>
+      <w:t>Pradella</w:t>
+    </w:r>
+    <w:proofErr w:type="spellEnd"/>
+    <w:r>
+      <w:t xml:space="preserve"> - </w:t>
+    </w:r>
+    <w:proofErr w:type="spellStart"/>
+    <w:r>
+      <w:t>Vigoni</w:t>
+    </w:r>
+    <w:proofErr w:type="spellEnd"/>
+    <w:r>
+      <w:t xml:space="preserve"> </w:t>
     </w:r>
   </w:p>
 </w:ftr>
 </file>
 
 <file path=word/footnotes.xml><?xml version="1.0" encoding="utf-8"?>
-<w:footnotes xmlns:wpc="http://schemas.microsoft.com/office/word/2010/wordprocessingCanvas" xmlns:cx="http://schemas.microsoft.com/office/drawing/2014/chartex" xmlns:cx1="http://schemas.microsoft.com/office/drawing/2015/9/8/chartex" xmlns:cx2="http://schemas.microsoft.com/office/drawing/2015/10/21/chartex" xmlns:cx3="http://schemas.microsoft.com/office/drawing/2016/5/9/chartex" xmlns:cx4="http://schemas.microsoft.com/office/drawing/2016/5/10/chartex" xmlns:cx5="http://schemas.microsoft.com/office/drawing/2016/5/11/chartex" xmlns:cx6="http://schemas.microsoft.com/office/drawing/2016/5/12/chartex" xmlns:cx7="http://schemas.microsoft.com/office/drawing/2016/5/13/chartex" xmlns:cx8="http://schemas.microsoft.com/office/drawing/2016/5/14/chartex" xmlns:mc="http://schemas.openxmlformats.org/markup-compatibility/2006" xmlns:aink="http://schemas.microsoft.com/office/drawing/2016/ink" xmlns:am3d="http://schemas.microsoft.com/office/drawing/2017/model3d" xmlns:o="urn:schemas-microsoft-com:office:office" xmlns:oel="http://schemas.microsoft.com/office/2019/extlst" xmlns:r="http://schemas.openxmlformats.org/officeDocument/2006/relationships" xmlns:m="http://schemas.openxmlformats.org/officeDocument/2006/math" xmlns:v="urn:schemas-microsoft-com:vml" xmlns:wp14="http://schemas.microsoft.com/office/word/2010/wordprocessingDrawing" xmlns:wp="http://schemas.openxmlformats.org/drawingml/2006/wordprocessingDrawing" xmlns:w10="urn:schemas-microsoft-com:office:word" xmlns:w="http://schemas.openxmlformats.org/wordprocessingml/2006/main" xmlns:w14="http://schemas.microsoft.com/office/word/2010/wordml" xmlns:w15="http://schemas.microsoft.com/office/word/2012/wordml" xmlns:w16cei="http://schemas.microsoft.com/office/word/2026/wordml/cei" xmlns:w16cex="http://schemas.microsoft.com/office/word/2018/wordml/cex" xmlns:w16cid="http://schemas.microsoft.com/office/word/2016/wordml/cid" xmlns:w16="http://schemas.microsoft.com/office/word/2018/wordml" xmlns:w16du="http://schemas.microsoft.com/office/word/2023/wordml/word16du" xmlns:w16sdtdh="http://schemas.microsoft.com/office/word/2020/wordml/sdtdatahash" xmlns:w16sdtfl="http://schemas.microsoft.com/office/word/2024/wordml/sdtformatlock" xmlns:w16se="http://schemas.microsoft.com/office/word/2015/wordml/symex" xmlns:wpg="http://schemas.microsoft.com/office/word/2010/wordprocessingGroup" xmlns:wpi="http://schemas.microsoft.com/office/word/2010/wordprocessingInk" xmlns:wne="http://schemas.microsoft.com/office/word/2006/wordml" xmlns:wps="http://schemas.microsoft.com/office/word/2010/wordprocessingShape" mc:Ignorable="w14 w15 w16se w16cid w16 w16cex w16sdtdh w16sdtfl w16du wp14">
+<w:footnotes xmlns:wpc="http://schemas.microsoft.com/office/word/2010/wordprocessingCanvas" xmlns:cx="http://schemas.microsoft.com/office/drawing/2014/chartex" xmlns:mc="http://schemas.openxmlformats.org/markup-compatibility/2006" xmlns:o="urn:schemas-microsoft-com:office:office" xmlns:r="http://schemas.openxmlformats.org/officeDocument/2006/relationships" xmlns:m="http://schemas.openxmlformats.org/officeDocument/2006/math" xmlns:v="urn:schemas-microsoft-com:vml" xmlns:wp14="http://schemas.microsoft.com/office/word/2010/wordprocessingDrawing" xmlns:wp="http://schemas.openxmlformats.org/drawingml/2006/wordprocessingDrawing" xmlns:w10="urn:schemas-microsoft-com:office:word" xmlns:w="http://schemas.openxmlformats.org/wordprocessingml/2006/main" xmlns:w14="http://schemas.microsoft.com/office/word/2010/wordml" xmlns:w15="http://schemas.microsoft.com/office/word/2012/wordml" xmlns:w16se="http://schemas.microsoft.com/office/word/2015/wordml/symex" xmlns:wpg="http://schemas.microsoft.com/office/word/2010/wordprocessingGroup" xmlns:wpi="http://schemas.microsoft.com/office/word/2010/wordprocessingInk" xmlns:wne="http://schemas.microsoft.com/office/word/2006/wordml" xmlns:wps="http://schemas.microsoft.com/office/word/2010/wordprocessingShape" mc:Ignorable="w14 w15 w16se wp14">
   <w:footnote w:type="separator" w:id="-1">
     <w:p>
       <w:pPr>
@@ -1424,7 +1680,7 @@
 </file>
 
 <file path=word/header1.xml><?xml version="1.0" encoding="utf-8"?>
-<w:hdr xmlns:wpc="http://schemas.microsoft.com/office/word/2010/wordprocessingCanvas" xmlns:cx="http://schemas.microsoft.com/office/drawing/2014/chartex" xmlns:cx1="http://schemas.microsoft.com/office/drawing/2015/9/8/chartex" xmlns:cx2="http://schemas.microsoft.com/office/drawing/2015/10/21/chartex" xmlns:cx3="http://schemas.microsoft.com/office/drawing/2016/5/9/chartex" xmlns:cx4="http://schemas.microsoft.com/office/drawing/2016/5/10/chartex" xmlns:cx5="http://schemas.microsoft.com/office/drawing/2016/5/11/chartex" xmlns:cx6="http://schemas.microsoft.com/office/drawing/2016/5/12/chartex" xmlns:cx7="http://schemas.microsoft.com/office/drawing/2016/5/13/chartex" xmlns:cx8="http://schemas.microsoft.com/office/drawing/2016/5/14/chartex" xmlns:mc="http://schemas.openxmlformats.org/markup-compatibility/2006" xmlns:aink="http://schemas.microsoft.com/office/drawing/2016/ink" xmlns:am3d="http://schemas.microsoft.com/office/drawing/2017/model3d" xmlns:o="urn:schemas-microsoft-com:office:office" xmlns:oel="http://schemas.microsoft.com/office/2019/extlst" xmlns:r="http://schemas.openxmlformats.org/officeDocument/2006/relationships" xmlns:m="http://schemas.openxmlformats.org/officeDocument/2006/math" xmlns:v="urn:schemas-microsoft-com:vml" xmlns:wp14="http://schemas.microsoft.com/office/word/2010/wordprocessingDrawing" xmlns:wp="http://schemas.openxmlformats.org/drawingml/2006/wordprocessingDrawing" xmlns:w10="urn:schemas-microsoft-com:office:word" xmlns:w="http://schemas.openxmlformats.org/wordprocessingml/2006/main" xmlns:w14="http://schemas.microsoft.com/office/word/2010/wordml" xmlns:w15="http://schemas.microsoft.com/office/word/2012/wordml" xmlns:w16cei="http://schemas.microsoft.com/office/word/2026/wordml/cei" xmlns:w16cex="http://schemas.microsoft.com/office/word/2018/wordml/cex" xmlns:w16cid="http://schemas.microsoft.com/office/word/2016/wordml/cid" xmlns:w16="http://schemas.microsoft.com/office/word/2018/wordml" xmlns:w16du="http://schemas.microsoft.com/office/word/2023/wordml/word16du" xmlns:w16sdtdh="http://schemas.microsoft.com/office/word/2020/wordml/sdtdatahash" xmlns:w16sdtfl="http://schemas.microsoft.com/office/word/2024/wordml/sdtformatlock" xmlns:w16se="http://schemas.microsoft.com/office/word/2015/wordml/symex" xmlns:wpg="http://schemas.microsoft.com/office/word/2010/wordprocessingGroup" xmlns:wpi="http://schemas.microsoft.com/office/word/2010/wordprocessingInk" xmlns:wne="http://schemas.microsoft.com/office/word/2006/wordml" xmlns:wps="http://schemas.microsoft.com/office/word/2010/wordprocessingShape" mc:Ignorable="w14 w15 w16se w16cid w16 w16cex w16sdtdh w16sdtfl w16du wp14">
+<w:hdr xmlns:wpc="http://schemas.microsoft.com/office/word/2010/wordprocessingCanvas" xmlns:cx="http://schemas.microsoft.com/office/drawing/2014/chartex" xmlns:mc="http://schemas.openxmlformats.org/markup-compatibility/2006" xmlns:o="urn:schemas-microsoft-com:office:office" xmlns:r="http://schemas.openxmlformats.org/officeDocument/2006/relationships" xmlns:m="http://schemas.openxmlformats.org/officeDocument/2006/math" xmlns:v="urn:schemas-microsoft-com:vml" xmlns:wp14="http://schemas.microsoft.com/office/word/2010/wordprocessingDrawing" xmlns:wp="http://schemas.openxmlformats.org/drawingml/2006/wordprocessingDrawing" xmlns:w10="urn:schemas-microsoft-com:office:word" xmlns:w="http://schemas.openxmlformats.org/wordprocessingml/2006/main" xmlns:w14="http://schemas.microsoft.com/office/word/2010/wordml" xmlns:w15="http://schemas.microsoft.com/office/word/2012/wordml" xmlns:w16se="http://schemas.microsoft.com/office/word/2015/wordml/symex" xmlns:wpg="http://schemas.microsoft.com/office/word/2010/wordprocessingGroup" xmlns:wpi="http://schemas.microsoft.com/office/word/2010/wordprocessingInk" xmlns:wne="http://schemas.microsoft.com/office/word/2006/wordml" xmlns:wps="http://schemas.microsoft.com/office/word/2010/wordprocessingShape" mc:Ignorable="w14 w15 w16se wp14">
   <w:p>
     <w:pPr>
       <w:widowControl w:val="0"/>
@@ -1447,6 +1703,7 @@
     <w:r>
       <w:rPr>
         <w:noProof/>
+        <w:lang w:val="es-AR"/>
       </w:rPr>
       <w:drawing>
         <wp:anchor distT="19050" distB="19050" distL="19050" distR="19050" simplePos="0" relativeHeight="251658240" behindDoc="1" locked="0" layoutInCell="1" hidden="0" allowOverlap="1" wp14:anchorId="5BFF2994" wp14:editId="66EAE7BB">
@@ -1546,7 +1803,7 @@
 </file>
 
 <file path=word/styles.xml><?xml version="1.0" encoding="utf-8"?>
-<w:styles xmlns:mc="http://schemas.openxmlformats.org/markup-compatibility/2006" xmlns:r="http://schemas.openxmlformats.org/officeDocument/2006/relationships" xmlns:w="http://schemas.openxmlformats.org/wordprocessingml/2006/main" xmlns:w14="http://schemas.microsoft.com/office/word/2010/wordml" xmlns:w15="http://schemas.microsoft.com/office/word/2012/wordml" xmlns:w16cex="http://schemas.microsoft.com/office/word/2018/wordml/cex" xmlns:w16cid="http://schemas.microsoft.com/office/word/2016/wordml/cid" xmlns:w16="http://schemas.microsoft.com/office/word/2018/wordml" xmlns:w16du="http://schemas.microsoft.com/office/word/2023/wordml/word16du" xmlns:w16sdtdh="http://schemas.microsoft.com/office/word/2020/wordml/sdtdatahash" xmlns:w16sdtfl="http://schemas.microsoft.com/office/word/2024/wordml/sdtformatlock" xmlns:w16se="http://schemas.microsoft.com/office/word/2015/wordml/symex" mc:Ignorable="w14 w15 w16se w16cid w16 w16cex w16sdtdh w16sdtfl w16du">
+<w:styles xmlns:mc="http://schemas.openxmlformats.org/markup-compatibility/2006" xmlns:r="http://schemas.openxmlformats.org/officeDocument/2006/relationships" xmlns:w="http://schemas.openxmlformats.org/wordprocessingml/2006/main" xmlns:w14="http://schemas.microsoft.com/office/word/2010/wordml" xmlns:w15="http://schemas.microsoft.com/office/word/2012/wordml" xmlns:w16se="http://schemas.microsoft.com/office/word/2015/wordml/symex" mc:Ignorable="w14 w15 w16se">
   <w:docDefaults>
     <w:rPrDefault>
       <w:rPr>
@@ -1562,7 +1819,7 @@
       </w:pPr>
     </w:pPrDefault>
   </w:docDefaults>
-  <w:latentStyles w:defLockedState="0" w:defUIPriority="99" w:defSemiHidden="0" w:defUnhideWhenUsed="0" w:defQFormat="0" w:count="376">
+  <w:latentStyles w:defLockedState="0" w:defUIPriority="99" w:defSemiHidden="0" w:defUnhideWhenUsed="0" w:defQFormat="0" w:count="371">
     <w:lsdException w:name="Normal" w:uiPriority="0" w:qFormat="1"/>
     <w:lsdException w:name="heading 1" w:uiPriority="9" w:qFormat="1"/>
     <w:lsdException w:name="heading 2" w:semiHidden="1" w:uiPriority="9" w:unhideWhenUsed="1" w:qFormat="1"/>
@@ -1934,11 +2191,6 @@
     <w:lsdException w:name="List Table 5 Dark Accent 6" w:uiPriority="50"/>
     <w:lsdException w:name="List Table 6 Colorful Accent 6" w:uiPriority="51"/>
     <w:lsdException w:name="List Table 7 Colorful Accent 6" w:uiPriority="52"/>
-    <w:lsdException w:name="Mention" w:semiHidden="1" w:unhideWhenUsed="1"/>
-    <w:lsdException w:name="Smart Hyperlink" w:semiHidden="1" w:unhideWhenUsed="1"/>
-    <w:lsdException w:name="Hashtag" w:semiHidden="1" w:unhideWhenUsed="1"/>
-    <w:lsdException w:name="Unresolved Mention" w:semiHidden="1" w:unhideWhenUsed="1"/>
-    <w:lsdException w:name="Smart Link" w:semiHidden="1" w:unhideWhenUsed="1"/>
   </w:latentStyles>
   <w:style w:type="paragraph" w:default="1" w:styleId="Normal">
     <w:name w:val="Normal"/>
@@ -2172,6 +2424,29 @@
     <w:link w:val="Piedepgina"/>
     <w:uiPriority w:val="99"/>
     <w:rsid w:val="006F4035"/>
+  </w:style>
+  <w:style w:type="character" w:styleId="Hipervnculo">
+    <w:name w:val="Hyperlink"/>
+    <w:basedOn w:val="Fuentedeprrafopredeter"/>
+    <w:uiPriority w:val="99"/>
+    <w:unhideWhenUsed/>
+    <w:rsid w:val="007350C3"/>
+    <w:rPr>
+      <w:color w:val="0000FF" w:themeColor="hyperlink"/>
+      <w:u w:val="single"/>
+    </w:rPr>
+  </w:style>
+  <w:style w:type="character" w:styleId="Hipervnculovisitado">
+    <w:name w:val="FollowedHyperlink"/>
+    <w:basedOn w:val="Fuentedeprrafopredeter"/>
+    <w:uiPriority w:val="99"/>
+    <w:semiHidden/>
+    <w:unhideWhenUsed/>
+    <w:rsid w:val="007350C3"/>
+    <w:rPr>
+      <w:color w:val="800080" w:themeColor="followedHyperlink"/>
+      <w:u w:val="single"/>
+    </w:rPr>
   </w:style>
 </w:styles>
 </file>

--- a/TPI ASI.docx
+++ b/TPI ASI.docx
@@ -16,7 +16,7 @@
       <w:r>
         <w:rPr>
           <w:noProof/>
-          <w:lang w:val="es-AR"/>
+          <w:lang w:val="es-MX" w:eastAsia="es-MX"/>
         </w:rPr>
         <w:drawing>
           <wp:anchor distT="19050" distB="19050" distL="19050" distR="19050" simplePos="0" relativeHeight="251658240" behindDoc="0" locked="0" layoutInCell="1" hidden="0" allowOverlap="1" wp14:anchorId="286926C2" wp14:editId="6500A902">
@@ -515,7 +515,7 @@
       <w:r>
         <w:rPr>
           <w:noProof/>
-          <w:lang w:val="es-AR"/>
+          <w:lang w:val="es-MX" w:eastAsia="es-MX"/>
         </w:rPr>
         <w:drawing>
           <wp:anchor distT="114300" distB="114300" distL="114300" distR="114300" simplePos="0" relativeHeight="251659264" behindDoc="0" locked="0" layoutInCell="1" hidden="0" allowOverlap="1" wp14:anchorId="65609079" wp14:editId="449352EA">
@@ -701,13 +701,8 @@
         <w:jc w:val="both"/>
       </w:pPr>
       <w:r>
-        <w:t xml:space="preserve">Franco </w:t>
-      </w:r>
-      <w:proofErr w:type="spellStart"/>
-      <w:r>
-        <w:t>Fabatia</w:t>
-      </w:r>
-      <w:proofErr w:type="spellEnd"/>
+        <w:t>Franco Fabatia</w:t>
+      </w:r>
       <w:r>
         <w:tab/>
       </w:r>
@@ -898,10 +893,7 @@
         <w:jc w:val="both"/>
       </w:pPr>
       <w:r>
-        <w:t>Ma</w:t>
-      </w:r>
-      <w:r>
-        <w:t xml:space="preserve">rtin Pedro </w:t>
+        <w:t xml:space="preserve">Martin Pedro </w:t>
       </w:r>
       <w:proofErr w:type="spellStart"/>
       <w:r>
@@ -1109,15 +1101,7 @@
           <w:sz w:val="24"/>
           <w:szCs w:val="24"/>
         </w:rPr>
-        <w:t>El Trabajo Práctic</w:t>
-      </w:r>
-      <w:r>
-        <w:rPr>
-          <w:rFonts w:eastAsia="Times New Roman"/>
-          <w:sz w:val="24"/>
-          <w:szCs w:val="24"/>
-        </w:rPr>
-        <w:t xml:space="preserve">o Integrador consiste en analizar un sistema de organización de retiros para el goce de aquellos que necesitan despejarse de la vida rutinaria. </w:t>
+        <w:t xml:space="preserve">El Trabajo Práctico Integrador consiste en analizar un sistema de organización de retiros para el goce de aquellos que necesitan despejarse de la vida rutinaria. </w:t>
       </w:r>
     </w:p>
     <w:p>
@@ -1156,15 +1140,7 @@
           <w:sz w:val="24"/>
           <w:szCs w:val="24"/>
         </w:rPr>
-        <w:t>la aplicación y la relación de los contenidos desarrollados a lo la</w:t>
-      </w:r>
-      <w:r>
-        <w:rPr>
-          <w:rFonts w:eastAsia="Times New Roman"/>
-          <w:sz w:val="24"/>
-          <w:szCs w:val="24"/>
-        </w:rPr>
-        <w:t xml:space="preserve">rgo del programa de la cátedra e integrar los conocimientos adquiridos en las materias verticales y horizontales. </w:t>
+        <w:t xml:space="preserve">la aplicación y la relación de los contenidos desarrollados a lo largo del programa de la cátedra e integrar los conocimientos adquiridos en las materias verticales y horizontales. </w:t>
       </w:r>
     </w:p>
     <w:p>
@@ -1185,15 +1161,7 @@
           <w:sz w:val="24"/>
           <w:szCs w:val="24"/>
         </w:rPr>
-        <w:t>El desarrollo abarca las actividades de modelado del dominio hasta las actividades de especificación de requisitos del sistema de software qu</w:t>
-      </w:r>
-      <w:r>
-        <w:rPr>
-          <w:rFonts w:eastAsia="Times New Roman"/>
-          <w:sz w:val="24"/>
-          <w:szCs w:val="24"/>
-        </w:rPr>
-        <w:t xml:space="preserve">e le dará soporte a los procesos de negocio principales. </w:t>
+        <w:t xml:space="preserve">El desarrollo abarca las actividades de modelado del dominio hasta las actividades de especificación de requisitos del sistema de software que le dará soporte a los procesos de negocio principales. </w:t>
       </w:r>
     </w:p>
     <w:p>
@@ -1306,14 +1274,7 @@
           <w:b/>
           <w:bCs/>
         </w:rPr>
-        <w:t>R</w:t>
-      </w:r>
-      <w:r>
-        <w:rPr>
-          <w:b/>
-          <w:bCs/>
-        </w:rPr>
-        <w:t>etirARTE</w:t>
+        <w:t>RetirARTE</w:t>
       </w:r>
       <w:proofErr w:type="spellEnd"/>
       <w:r>
@@ -1357,53 +1318,25 @@
           <w:b/>
           <w:bCs/>
         </w:rPr>
-        <w:t>El sistema al momento de iniciar se requiere que se ingrese los datos personales de la persona que va a realizar el retiro: Nombre, Apellido, DNI, teléfono, mail. Post</w:t>
-      </w:r>
-      <w:r>
-        <w:rPr>
-          <w:b/>
-          <w:bCs/>
-        </w:rPr>
-        <w:t>eriormente seleccionar el retiro</w:t>
-      </w:r>
-      <w:r>
-        <w:rPr>
-          <w:b/>
-          <w:bCs/>
-        </w:rPr>
-        <w:t xml:space="preserve"> que desee, la aplicación le permite agregar algunas observaciones adicionales (como sea el caso de un acompañante de viaje).</w:t>
-      </w:r>
-    </w:p>
-    <w:p>
-      <w:pPr>
-        <w:shd w:val="clear" w:color="auto" w:fill="FFFFFF"/>
-        <w:spacing w:before="120" w:after="120" w:line="360" w:lineRule="auto"/>
-        <w:jc w:val="both"/>
-        <w:rPr>
-          <w:b/>
-          <w:bCs/>
-        </w:rPr>
-      </w:pPr>
-      <w:r>
-        <w:rPr>
-          <w:b/>
-          <w:bCs/>
-        </w:rPr>
-        <w:t>Esta misma cuenta con una agenda que le permite visualizar todos los retiros que a realización junto a su duración, además podrá ver toda</w:t>
-      </w:r>
-      <w:r>
-        <w:rPr>
-          <w:b/>
-          <w:bCs/>
-        </w:rPr>
-        <w:t>s</w:t>
-      </w:r>
-      <w:r>
-        <w:rPr>
-          <w:b/>
-          <w:bCs/>
-        </w:rPr>
-        <w:t xml:space="preserve"> las características que tiene en el momento que desee, El sistema consta con un apartado el cual se podrá visualizar el total de gastos que se lleva en retiros, cada una con su descripción para facilitar el control económico de cada cliente.</w:t>
+        <w:t>El sistema al momento de iniciar se requiere que se ingrese los datos personales de la persona que va a realizar el retiro: Nombre, Apellido, DNI, teléfono, mail. Posteriormente seleccionar el retiro que desee, la aplicación le permite agregar algunas observaciones adicionales (como sea el caso de un acompañante de viaje).</w:t>
+      </w:r>
+    </w:p>
+    <w:p>
+      <w:pPr>
+        <w:shd w:val="clear" w:color="auto" w:fill="FFFFFF"/>
+        <w:spacing w:before="120" w:after="120" w:line="360" w:lineRule="auto"/>
+        <w:jc w:val="both"/>
+        <w:rPr>
+          <w:b/>
+          <w:bCs/>
+        </w:rPr>
+      </w:pPr>
+      <w:r>
+        <w:rPr>
+          <w:b/>
+          <w:bCs/>
+        </w:rPr>
+        <w:t>Esta misma cuenta con una agenda que le permite visualizar todos los retiros que a realización junto a su duración, además podrá ver todas las características que tiene en el momento que desee, El sistema consta con un apartado el cual se podrá visualizar el total de gastos que se lleva en retiros, cada una con su descripción para facilitar el control económico de cada cliente.</w:t>
       </w:r>
     </w:p>
     <w:p>
@@ -1488,14 +1421,7 @@
             <w:color w:val="1155CC"/>
             <w:u w:val="single"/>
           </w:rPr>
-          <w:t>Directorio d</w:t>
-        </w:r>
-        <w:r>
-          <w:rPr>
-            <w:color w:val="1155CC"/>
-            <w:u w:val="single"/>
-          </w:rPr>
-          <w:t>e Retiros de Silencio en Argentina - Retiros de Silencio en Argentina</w:t>
+          <w:t>Directorio de Retiros de Silencio en Argentina - Retiros de Silencio en Argentina</w:t>
         </w:r>
       </w:hyperlink>
       <w:r>
@@ -1514,6 +1440,41 @@
         <w:shd w:val="clear" w:color="auto" w:fill="FFFFFF"/>
         <w:spacing w:before="120" w:after="120" w:line="360" w:lineRule="auto"/>
         <w:jc w:val="both"/>
+      </w:pPr>
+    </w:p>
+    <w:p>
+      <w:pPr>
+        <w:shd w:val="clear" w:color="auto" w:fill="FFFFFF"/>
+        <w:spacing w:before="120" w:after="120" w:line="360" w:lineRule="auto"/>
+        <w:jc w:val="both"/>
+      </w:pPr>
+    </w:p>
+    <w:p>
+      <w:pPr>
+        <w:shd w:val="clear" w:color="auto" w:fill="FFFFFF"/>
+        <w:spacing w:before="120" w:after="120" w:line="360" w:lineRule="auto"/>
+        <w:jc w:val="both"/>
+      </w:pPr>
+    </w:p>
+    <w:p>
+      <w:pPr>
+        <w:shd w:val="clear" w:color="auto" w:fill="FFFFFF"/>
+        <w:spacing w:before="120" w:after="120" w:line="360" w:lineRule="auto"/>
+        <w:jc w:val="both"/>
+      </w:pPr>
+    </w:p>
+    <w:p>
+      <w:pPr>
+        <w:shd w:val="clear" w:color="auto" w:fill="FFFFFF"/>
+        <w:spacing w:before="120" w:after="120" w:line="360" w:lineRule="auto"/>
+        <w:jc w:val="both"/>
+      </w:pPr>
+    </w:p>
+    <w:p>
+      <w:pPr>
+        <w:shd w:val="clear" w:color="auto" w:fill="FFFFFF"/>
+        <w:spacing w:before="120" w:after="120" w:line="360" w:lineRule="auto"/>
+        <w:jc w:val="both"/>
         <w:rPr>
           <w:u w:val="single"/>
         </w:rPr>
@@ -1522,6 +1483,7 @@
         <w:rPr>
           <w:u w:val="single"/>
         </w:rPr>
+        <w:lastRenderedPageBreak/>
         <w:t>Objetivo del dominio</w:t>
       </w:r>
     </w:p>
@@ -1535,24 +1497,89 @@
         <w:t xml:space="preserve">   </w:t>
       </w:r>
       <w:r>
-        <w:t xml:space="preserve"> El objetivo principal es fa</w:t>
-      </w:r>
+        <w:t xml:space="preserve"> El objetivo principal es facilitar la organización de la información brindada por los usuarios en base a los retiros que participa y un mejor control sobre los gastos y planificaciones a futuros planes de retiro.</w:t>
+      </w:r>
+    </w:p>
+    <w:p>
+      <w:pPr>
+        <w:shd w:val="clear" w:color="auto" w:fill="FFFFFF"/>
+        <w:spacing w:before="120" w:after="120" w:line="360" w:lineRule="auto"/>
+        <w:jc w:val="both"/>
+      </w:pPr>
+    </w:p>
+    <w:p>
+      <w:pPr>
+        <w:shd w:val="clear" w:color="auto" w:fill="FFFFFF"/>
+        <w:spacing w:before="120" w:after="120" w:line="360" w:lineRule="auto"/>
+        <w:jc w:val="both"/>
+      </w:pPr>
+      <w:r>
+        <w:pict w14:anchorId="574FD8F4">
+          <v:shapetype id="_x0000_t75" coordsize="21600,21600" o:spt="75" o:preferrelative="t" path="m@4@5l@4@11@9@11@9@5xe" filled="f" stroked="f">
+            <v:stroke joinstyle="miter"/>
+            <v:formulas>
+              <v:f eqn="if lineDrawn pixelLineWidth 0"/>
+              <v:f eqn="sum @0 1 0"/>
+              <v:f eqn="sum 0 0 @1"/>
+              <v:f eqn="prod @2 1 2"/>
+              <v:f eqn="prod @3 21600 pixelWidth"/>
+              <v:f eqn="prod @3 21600 pixelHeight"/>
+              <v:f eqn="sum @0 0 1"/>
+              <v:f eqn="prod @6 1 2"/>
+              <v:f eqn="prod @7 21600 pixelWidth"/>
+              <v:f eqn="sum @8 21600 0"/>
+              <v:f eqn="prod @7 21600 pixelHeight"/>
+              <v:f eqn="sum @10 21600 0"/>
+            </v:formulas>
+            <v:path o:extrusionok="f" gradientshapeok="t" o:connecttype="rect"/>
+            <o:lock v:ext="edit" aspectratio="t"/>
+          </v:shapetype>
+          <v:shape id="_x0000_i1027" type="#_x0000_t75" style="width:450.75pt;height:389.25pt">
+            <v:imagedata r:id="rId18" o:title="TPI - ASI"/>
+          </v:shape>
+        </w:pict>
+      </w:r>
+    </w:p>
+    <w:p>
+      <w:pPr>
+        <w:shd w:val="clear" w:color="auto" w:fill="FFFFFF"/>
+        <w:spacing w:before="120" w:after="120" w:line="360" w:lineRule="auto"/>
+        <w:jc w:val="both"/>
+      </w:pPr>
+    </w:p>
+    <w:p>
+      <w:pPr>
+        <w:shd w:val="clear" w:color="auto" w:fill="FFFFFF"/>
+        <w:spacing w:before="120" w:after="120" w:line="360" w:lineRule="auto"/>
+        <w:jc w:val="both"/>
+      </w:pPr>
+    </w:p>
+    <w:p>
+      <w:pPr>
+        <w:shd w:val="clear" w:color="auto" w:fill="FFFFFF"/>
+        <w:spacing w:before="120" w:after="120" w:line="360" w:lineRule="auto"/>
+        <w:jc w:val="both"/>
+      </w:pPr>
+    </w:p>
+    <w:p>
+      <w:pPr>
+        <w:shd w:val="clear" w:color="auto" w:fill="FFFFFF"/>
+        <w:spacing w:before="120" w:after="120" w:line="360" w:lineRule="auto"/>
+        <w:jc w:val="both"/>
+      </w:pPr>
+    </w:p>
+    <w:p>
+      <w:pPr>
+        <w:shd w:val="clear" w:color="auto" w:fill="FFFFFF"/>
+        <w:spacing w:before="120" w:after="120" w:line="360" w:lineRule="auto"/>
+        <w:jc w:val="both"/>
+      </w:pPr>
       <w:bookmarkStart w:id="0" w:name="_GoBack"/>
       <w:bookmarkEnd w:id="0"/>
-      <w:r>
-        <w:t>cilitar la organización de la información brindada por los usuarios en base a los retiros que participa y un mejor control sobre los gastos y planificaciones a futuros planes de retiro.</w:t>
-      </w:r>
-    </w:p>
-    <w:p>
-      <w:pPr>
-        <w:shd w:val="clear" w:color="auto" w:fill="FFFFFF"/>
-        <w:spacing w:before="120" w:after="120" w:line="360" w:lineRule="auto"/>
-        <w:jc w:val="both"/>
-      </w:pPr>
     </w:p>
     <w:sectPr>
-      <w:headerReference w:type="default" r:id="rId18"/>
-      <w:footerReference w:type="default" r:id="rId19"/>
+      <w:headerReference w:type="default" r:id="rId19"/>
+      <w:footerReference w:type="default" r:id="rId20"/>
       <w:pgSz w:w="11909" w:h="16834"/>
       <w:pgMar w:top="1440" w:right="1440" w:bottom="1440" w:left="1440" w:header="720" w:footer="720" w:gutter="0"/>
       <w:pgNumType w:start="1"/>
@@ -1616,15 +1643,7 @@
     </w:pPr>
     <w:r>
       <w:tab/>
-      <w:t xml:space="preserve">Arriola - </w:t>
-    </w:r>
-    <w:proofErr w:type="spellStart"/>
-    <w:r>
-      <w:t>Fabatia</w:t>
-    </w:r>
-    <w:proofErr w:type="spellEnd"/>
-    <w:r>
-      <w:t xml:space="preserve"> - </w:t>
+      <w:t xml:space="preserve">Arriola - Fabatia - </w:t>
     </w:r>
     <w:proofErr w:type="spellStart"/>
     <w:r>
@@ -1703,7 +1722,7 @@
     <w:r>
       <w:rPr>
         <w:noProof/>
-        <w:lang w:val="es-AR"/>
+        <w:lang w:val="es-MX" w:eastAsia="es-MX"/>
       </w:rPr>
       <w:drawing>
         <wp:anchor distT="19050" distB="19050" distL="19050" distR="19050" simplePos="0" relativeHeight="251658240" behindDoc="1" locked="0" layoutInCell="1" hidden="0" allowOverlap="1" wp14:anchorId="5BFF2994" wp14:editId="66EAE7BB">

--- a/TPI ASI.docx
+++ b/TPI ASI.docx
@@ -16,7 +16,7 @@
       <w:r>
         <w:rPr>
           <w:noProof/>
-          <w:lang w:val="es-MX" w:eastAsia="es-MX"/>
+          <w:lang w:val="es-AR"/>
         </w:rPr>
         <w:drawing>
           <wp:anchor distT="19050" distB="19050" distL="19050" distR="19050" simplePos="0" relativeHeight="251658240" behindDoc="0" locked="0" layoutInCell="1" hidden="0" allowOverlap="1" wp14:anchorId="286926C2" wp14:editId="6500A902">
@@ -515,7 +515,7 @@
       <w:r>
         <w:rPr>
           <w:noProof/>
-          <w:lang w:val="es-MX" w:eastAsia="es-MX"/>
+          <w:lang w:val="es-AR"/>
         </w:rPr>
         <w:drawing>
           <wp:anchor distT="114300" distB="114300" distL="114300" distR="114300" simplePos="0" relativeHeight="251659264" behindDoc="0" locked="0" layoutInCell="1" hidden="0" allowOverlap="1" wp14:anchorId="65609079" wp14:editId="449352EA">
@@ -1441,34 +1441,280 @@
         <w:spacing w:before="120" w:after="120" w:line="360" w:lineRule="auto"/>
         <w:jc w:val="both"/>
       </w:pPr>
-    </w:p>
-    <w:p>
-      <w:pPr>
-        <w:shd w:val="clear" w:color="auto" w:fill="FFFFFF"/>
-        <w:spacing w:before="120" w:after="120" w:line="360" w:lineRule="auto"/>
-        <w:jc w:val="both"/>
-      </w:pPr>
-    </w:p>
-    <w:p>
-      <w:pPr>
-        <w:shd w:val="clear" w:color="auto" w:fill="FFFFFF"/>
-        <w:spacing w:before="120" w:after="120" w:line="360" w:lineRule="auto"/>
-        <w:jc w:val="both"/>
-      </w:pPr>
-    </w:p>
-    <w:p>
-      <w:pPr>
-        <w:shd w:val="clear" w:color="auto" w:fill="FFFFFF"/>
-        <w:spacing w:before="120" w:after="120" w:line="360" w:lineRule="auto"/>
-        <w:jc w:val="both"/>
-      </w:pPr>
-    </w:p>
-    <w:p>
-      <w:pPr>
-        <w:shd w:val="clear" w:color="auto" w:fill="FFFFFF"/>
-        <w:spacing w:before="120" w:after="120" w:line="360" w:lineRule="auto"/>
-        <w:jc w:val="both"/>
-      </w:pPr>
+      <w:r>
+        <w:t>Requerimiento</w:t>
+      </w:r>
+      <w:r>
+        <w:t>s</w:t>
+      </w:r>
+      <w:r>
+        <w:t xml:space="preserve"> funcionales:</w:t>
+      </w:r>
+    </w:p>
+    <w:p>
+      <w:pPr>
+        <w:shd w:val="clear" w:color="auto" w:fill="FFFFFF"/>
+        <w:spacing w:before="120" w:after="120" w:line="360" w:lineRule="auto"/>
+        <w:jc w:val="both"/>
+      </w:pPr>
+    </w:p>
+    <w:p>
+      <w:pPr>
+        <w:shd w:val="clear" w:color="auto" w:fill="FFFFFF"/>
+        <w:spacing w:before="120" w:after="120" w:line="360" w:lineRule="auto"/>
+        <w:jc w:val="both"/>
+      </w:pPr>
+      <w:r>
+        <w:t>Consulta de retiros:</w:t>
+      </w:r>
+    </w:p>
+    <w:p>
+      <w:pPr>
+        <w:shd w:val="clear" w:color="auto" w:fill="FFFFFF"/>
+        <w:spacing w:before="120" w:after="120" w:line="360" w:lineRule="auto"/>
+        <w:jc w:val="both"/>
+      </w:pPr>
+      <w:r>
+        <w:t>1- El sistema debe permitir visualizar el listado de retiros disponibles, dentro y fuera del país</w:t>
+      </w:r>
+    </w:p>
+    <w:p>
+      <w:pPr>
+        <w:shd w:val="clear" w:color="auto" w:fill="FFFFFF"/>
+        <w:spacing w:before="120" w:after="120" w:line="360" w:lineRule="auto"/>
+        <w:jc w:val="both"/>
+      </w:pPr>
+      <w:r>
+        <w:lastRenderedPageBreak/>
+        <w:t>2- El sistema debe mostrar, para cada retiro, ilustraciones o imágenes del lugar donde se desarrolla.</w:t>
+      </w:r>
+    </w:p>
+    <w:p>
+      <w:pPr>
+        <w:shd w:val="clear" w:color="auto" w:fill="FFFFFF"/>
+        <w:spacing w:before="120" w:after="120" w:line="360" w:lineRule="auto"/>
+        <w:jc w:val="both"/>
+      </w:pPr>
+      <w:r>
+        <w:t>3- El sistema debe mostrar las características de cada retiro: lugar de</w:t>
+      </w:r>
+      <w:r>
+        <w:t xml:space="preserve"> realización, duración, guías</w:t>
+      </w:r>
+      <w:r>
+        <w:t xml:space="preserve"> espirituales profesionales, capacidad máxima, costo, método de pago y limitaciones</w:t>
+      </w:r>
+    </w:p>
+    <w:p>
+      <w:pPr>
+        <w:shd w:val="clear" w:color="auto" w:fill="FFFFFF"/>
+        <w:spacing w:before="120" w:after="120" w:line="360" w:lineRule="auto"/>
+        <w:jc w:val="both"/>
+      </w:pPr>
+      <w:r>
+        <w:t>4- El sistema debe permitir consultar las características de un retiro en cualquier momento, no solo al momento de la inscripción.</w:t>
+      </w:r>
+    </w:p>
+    <w:p>
+      <w:pPr>
+        <w:shd w:val="clear" w:color="auto" w:fill="FFFFFF"/>
+        <w:spacing w:before="120" w:after="120" w:line="360" w:lineRule="auto"/>
+        <w:jc w:val="both"/>
+      </w:pPr>
+    </w:p>
+    <w:p>
+      <w:pPr>
+        <w:shd w:val="clear" w:color="auto" w:fill="FFFFFF"/>
+        <w:spacing w:before="120" w:after="120" w:line="360" w:lineRule="auto"/>
+        <w:jc w:val="both"/>
+      </w:pPr>
+      <w:r>
+        <w:t>Registro de usuario:</w:t>
+      </w:r>
+    </w:p>
+    <w:p>
+      <w:pPr>
+        <w:shd w:val="clear" w:color="auto" w:fill="FFFFFF"/>
+        <w:spacing w:before="120" w:after="120" w:line="360" w:lineRule="auto"/>
+        <w:jc w:val="both"/>
+      </w:pPr>
+      <w:r>
+        <w:t>5- El sistema debe solicitar el ingreso de los datos personales del usuario al iniciar la aplicación: Nombre, Apellido, DNI, teléfono y correo electrónico.</w:t>
+      </w:r>
+    </w:p>
+    <w:p>
+      <w:pPr>
+        <w:shd w:val="clear" w:color="auto" w:fill="FFFFFF"/>
+        <w:spacing w:before="120" w:after="120" w:line="360" w:lineRule="auto"/>
+        <w:jc w:val="both"/>
+      </w:pPr>
+      <w:r>
+        <w:t>6- El sistema debe validar que los datos personales ingresados sean correctos y estén completos antes de continuar.</w:t>
+      </w:r>
+    </w:p>
+    <w:p>
+      <w:pPr>
+        <w:shd w:val="clear" w:color="auto" w:fill="FFFFFF"/>
+        <w:spacing w:before="120" w:after="120" w:line="360" w:lineRule="auto"/>
+        <w:jc w:val="both"/>
+      </w:pPr>
+    </w:p>
+    <w:p>
+      <w:pPr>
+        <w:shd w:val="clear" w:color="auto" w:fill="FFFFFF"/>
+        <w:spacing w:before="120" w:after="120" w:line="360" w:lineRule="auto"/>
+        <w:jc w:val="both"/>
+      </w:pPr>
+      <w:r>
+        <w:t>Inscripción a retiros:</w:t>
+      </w:r>
+    </w:p>
+    <w:p>
+      <w:pPr>
+        <w:shd w:val="clear" w:color="auto" w:fill="FFFFFF"/>
+        <w:spacing w:before="120" w:after="120" w:line="360" w:lineRule="auto"/>
+        <w:jc w:val="both"/>
+      </w:pPr>
+      <w:r>
+        <w:t>7- El sistema debe permitir al usuario seleccionar el retiro al cual desea inscribirse.</w:t>
+      </w:r>
+    </w:p>
+    <w:p>
+      <w:pPr>
+        <w:shd w:val="clear" w:color="auto" w:fill="FFFFFF"/>
+        <w:spacing w:before="120" w:after="120" w:line="360" w:lineRule="auto"/>
+        <w:jc w:val="both"/>
+      </w:pPr>
+      <w:r>
+        <w:t>8- El sistema debe permitir al usuario agregar observaciones adicionales a su inscripción (por ejemplo, indicar un acompañante de viaje).</w:t>
+      </w:r>
+    </w:p>
+    <w:p>
+      <w:pPr>
+        <w:shd w:val="clear" w:color="auto" w:fill="FFFFFF"/>
+        <w:spacing w:before="120" w:after="120" w:line="360" w:lineRule="auto"/>
+        <w:jc w:val="both"/>
+      </w:pPr>
+      <w:r>
+        <w:t>9- El sistema debe validar que existan cupos disponibles antes de confirmar la inscripción.</w:t>
+      </w:r>
+    </w:p>
+    <w:p>
+      <w:pPr>
+        <w:shd w:val="clear" w:color="auto" w:fill="FFFFFF"/>
+        <w:spacing w:before="120" w:after="120" w:line="360" w:lineRule="auto"/>
+        <w:jc w:val="both"/>
+      </w:pPr>
+      <w:r>
+        <w:t>10- El sistema debe validar que el usuario cumpla con las limitaciones del retiro antes de confirmar la inscripción.</w:t>
+      </w:r>
+    </w:p>
+    <w:p>
+      <w:pPr>
+        <w:shd w:val="clear" w:color="auto" w:fill="FFFFFF"/>
+        <w:spacing w:before="120" w:after="120" w:line="360" w:lineRule="auto"/>
+        <w:jc w:val="both"/>
+      </w:pPr>
+      <w:r>
+        <w:t>11- El sistema debe registrar el método de pago seleccionado por el usuario al momento de inscribirse.</w:t>
+      </w:r>
+    </w:p>
+    <w:p>
+      <w:pPr>
+        <w:shd w:val="clear" w:color="auto" w:fill="FFFFFF"/>
+        <w:spacing w:before="120" w:after="120" w:line="360" w:lineRule="auto"/>
+        <w:jc w:val="both"/>
+      </w:pPr>
+      <w:r>
+        <w:t>12- El sistema debe permitir cancelar la inscripción a un retiro previamente registrado.</w:t>
+      </w:r>
+    </w:p>
+    <w:p>
+      <w:pPr>
+        <w:shd w:val="clear" w:color="auto" w:fill="FFFFFF"/>
+        <w:spacing w:before="120" w:after="120" w:line="360" w:lineRule="auto"/>
+        <w:jc w:val="both"/>
+      </w:pPr>
+    </w:p>
+    <w:p>
+      <w:pPr>
+        <w:shd w:val="clear" w:color="auto" w:fill="FFFFFF"/>
+        <w:spacing w:before="120" w:after="120" w:line="360" w:lineRule="auto"/>
+        <w:jc w:val="both"/>
+      </w:pPr>
+      <w:r>
+        <w:t>Agenda:</w:t>
+      </w:r>
+    </w:p>
+    <w:p>
+      <w:pPr>
+        <w:shd w:val="clear" w:color="auto" w:fill="FFFFFF"/>
+        <w:spacing w:before="120" w:after="120" w:line="360" w:lineRule="auto"/>
+        <w:jc w:val="both"/>
+      </w:pPr>
+      <w:r>
+        <w:t>13- El sistema debe contar con una agenda que muestre todos los retiros a los que el usuario está inscripto.</w:t>
+      </w:r>
+    </w:p>
+    <w:p>
+      <w:pPr>
+        <w:shd w:val="clear" w:color="auto" w:fill="FFFFFF"/>
+        <w:spacing w:before="120" w:after="120" w:line="360" w:lineRule="auto"/>
+        <w:jc w:val="both"/>
+      </w:pPr>
+      <w:r>
+        <w:lastRenderedPageBreak/>
+        <w:t>14- El sistema debe mostrar, en la agenda, la duración de cada retiro al que el usuario está inscripto.</w:t>
+      </w:r>
+    </w:p>
+    <w:p>
+      <w:pPr>
+        <w:shd w:val="clear" w:color="auto" w:fill="FFFFFF"/>
+        <w:spacing w:before="120" w:after="120" w:line="360" w:lineRule="auto"/>
+        <w:jc w:val="both"/>
+      </w:pPr>
+      <w:r>
+        <w:t>15- El sistema debe actualizar automáticamente la agenda cuando se realice una nueva inscripción o cancelación.</w:t>
+      </w:r>
+    </w:p>
+    <w:p>
+      <w:pPr>
+        <w:shd w:val="clear" w:color="auto" w:fill="FFFFFF"/>
+        <w:spacing w:before="120" w:after="120" w:line="360" w:lineRule="auto"/>
+        <w:jc w:val="both"/>
+      </w:pPr>
+      <w:r>
+        <w:t>Control de gastos:</w:t>
+      </w:r>
+    </w:p>
+    <w:p>
+      <w:pPr>
+        <w:shd w:val="clear" w:color="auto" w:fill="FFFFFF"/>
+        <w:spacing w:before="120" w:after="120" w:line="360" w:lineRule="auto"/>
+        <w:jc w:val="both"/>
+      </w:pPr>
+      <w:r>
+        <w:t>16- El sistema debe contar con un apartado que muestre el total de gastos incurridos en retiros por cada cliente.</w:t>
+      </w:r>
+    </w:p>
+    <w:p>
+      <w:pPr>
+        <w:shd w:val="clear" w:color="auto" w:fill="FFFFFF"/>
+        <w:spacing w:before="120" w:after="120" w:line="360" w:lineRule="auto"/>
+        <w:jc w:val="both"/>
+      </w:pPr>
+      <w:r>
+        <w:t>17- El sistema debe mostrar el detalle del gasto correspondiente a cada retiro, a fin de facilitar el control económico del cliente.</w:t>
+      </w:r>
+    </w:p>
+    <w:p>
+      <w:pPr>
+        <w:shd w:val="clear" w:color="auto" w:fill="FFFFFF"/>
+        <w:spacing w:before="120" w:after="120" w:line="360" w:lineRule="auto"/>
+        <w:jc w:val="both"/>
+      </w:pPr>
+      <w:bookmarkStart w:id="0" w:name="_GoBack"/>
+      <w:bookmarkEnd w:id="0"/>
     </w:p>
     <w:p>
       <w:pPr>
@@ -1483,37 +1729,37 @@
         <w:rPr>
           <w:u w:val="single"/>
         </w:rPr>
+        <w:t>Objetivo del dominio</w:t>
+      </w:r>
+    </w:p>
+    <w:p>
+      <w:pPr>
+        <w:shd w:val="clear" w:color="auto" w:fill="FFFFFF"/>
+        <w:spacing w:before="120" w:after="120" w:line="360" w:lineRule="auto"/>
+        <w:jc w:val="both"/>
+      </w:pPr>
+      <w:r>
+        <w:t xml:space="preserve">   </w:t>
+      </w:r>
+      <w:r>
+        <w:t xml:space="preserve"> El objetivo principal es facilitar la organización de la información brindada por los usuarios en base a los retiros que participa y un mejor control sobre los gastos y planificaciones a futuros planes de retiro.</w:t>
+      </w:r>
+    </w:p>
+    <w:p>
+      <w:pPr>
+        <w:shd w:val="clear" w:color="auto" w:fill="FFFFFF"/>
+        <w:spacing w:before="120" w:after="120" w:line="360" w:lineRule="auto"/>
+        <w:jc w:val="both"/>
+      </w:pPr>
+    </w:p>
+    <w:p>
+      <w:pPr>
+        <w:shd w:val="clear" w:color="auto" w:fill="FFFFFF"/>
+        <w:spacing w:before="120" w:after="120" w:line="360" w:lineRule="auto"/>
+        <w:jc w:val="both"/>
+      </w:pPr>
+      <w:r>
         <w:lastRenderedPageBreak/>
-        <w:t>Objetivo del dominio</w:t>
-      </w:r>
-    </w:p>
-    <w:p>
-      <w:pPr>
-        <w:shd w:val="clear" w:color="auto" w:fill="FFFFFF"/>
-        <w:spacing w:before="120" w:after="120" w:line="360" w:lineRule="auto"/>
-        <w:jc w:val="both"/>
-      </w:pPr>
-      <w:r>
-        <w:t xml:space="preserve">   </w:t>
-      </w:r>
-      <w:r>
-        <w:t xml:space="preserve"> El objetivo principal es facilitar la organización de la información brindada por los usuarios en base a los retiros que participa y un mejor control sobre los gastos y planificaciones a futuros planes de retiro.</w:t>
-      </w:r>
-    </w:p>
-    <w:p>
-      <w:pPr>
-        <w:shd w:val="clear" w:color="auto" w:fill="FFFFFF"/>
-        <w:spacing w:before="120" w:after="120" w:line="360" w:lineRule="auto"/>
-        <w:jc w:val="both"/>
-      </w:pPr>
-    </w:p>
-    <w:p>
-      <w:pPr>
-        <w:shd w:val="clear" w:color="auto" w:fill="FFFFFF"/>
-        <w:spacing w:before="120" w:after="120" w:line="360" w:lineRule="auto"/>
-        <w:jc w:val="both"/>
-      </w:pPr>
-      <w:r>
         <w:pict w14:anchorId="574FD8F4">
           <v:shapetype id="_x0000_t75" coordsize="21600,21600" o:spt="75" o:preferrelative="t" path="m@4@5l@4@11@9@11@9@5xe" filled="f" stroked="f">
             <v:stroke joinstyle="miter"/>
@@ -1534,7 +1780,7 @@
             <v:path o:extrusionok="f" gradientshapeok="t" o:connecttype="rect"/>
             <o:lock v:ext="edit" aspectratio="t"/>
           </v:shapetype>
-          <v:shape id="_x0000_i1027" type="#_x0000_t75" style="width:450.75pt;height:389.25pt">
+          <v:shape id="_x0000_i1025" type="#_x0000_t75" style="width:450.75pt;height:389.25pt">
             <v:imagedata r:id="rId18" o:title="TPI - ASI"/>
           </v:shape>
         </w:pict>
@@ -1574,8 +1820,6 @@
         <w:spacing w:before="120" w:after="120" w:line="360" w:lineRule="auto"/>
         <w:jc w:val="both"/>
       </w:pPr>
-      <w:bookmarkStart w:id="0" w:name="_GoBack"/>
-      <w:bookmarkEnd w:id="0"/>
     </w:p>
     <w:sectPr>
       <w:headerReference w:type="default" r:id="rId19"/>
@@ -1620,7 +1864,7 @@
   <w:p>
     <w:r>
       <w:pict w14:anchorId="23BADEAF">
-        <v:rect id="_x0000_i1026" style="width:0;height:1.5pt" o:hralign="center" o:hrstd="t" o:hr="t" fillcolor="#a0a0a0" stroked="f"/>
+        <v:rect id="_x0000_i1027" style="width:0;height:1.5pt" o:hralign="center" o:hrstd="t" o:hr="t" fillcolor="#a0a0a0" stroked="f"/>
       </w:pict>
     </w:r>
   </w:p>
@@ -1643,7 +1887,15 @@
     </w:pPr>
     <w:r>
       <w:tab/>
-      <w:t xml:space="preserve">Arriola - Fabatia - </w:t>
+      <w:t xml:space="preserve">Arriola - </w:t>
+    </w:r>
+    <w:proofErr w:type="spellStart"/>
+    <w:r>
+      <w:t>Fabatia</w:t>
+    </w:r>
+    <w:proofErr w:type="spellEnd"/>
+    <w:r>
+      <w:t xml:space="preserve"> - </w:t>
     </w:r>
     <w:proofErr w:type="spellStart"/>
     <w:r>
@@ -1722,7 +1974,7 @@
     <w:r>
       <w:rPr>
         <w:noProof/>
-        <w:lang w:val="es-MX" w:eastAsia="es-MX"/>
+        <w:lang w:val="es-AR"/>
       </w:rPr>
       <w:drawing>
         <wp:anchor distT="19050" distB="19050" distL="19050" distR="19050" simplePos="0" relativeHeight="251658240" behindDoc="1" locked="0" layoutInCell="1" hidden="0" allowOverlap="1" wp14:anchorId="5BFF2994" wp14:editId="66EAE7BB">
@@ -1813,7 +2065,7 @@
   <w:p>
     <w:r>
       <w:pict w14:anchorId="5CC8F063">
-        <v:rect id="_x0000_i1025" style="width:0;height:1.5pt" o:hralign="center" o:hrstd="t" o:hr="t" fillcolor="#a0a0a0" stroked="f"/>
+        <v:rect id="_x0000_i1026" style="width:0;height:1.5pt" o:hralign="center" o:hrstd="t" o:hr="t" fillcolor="#a0a0a0" stroked="f"/>
       </w:pict>
     </w:r>
   </w:p>

--- a/TPI ASI.docx
+++ b/TPI ASI.docx
@@ -40,7 +40,7 @@
                     <pic:cNvPicPr preferRelativeResize="0"/>
                   </pic:nvPicPr>
                   <pic:blipFill>
-                    <a:blip r:embed="rId6"/>
+                    <a:blip r:embed="rId7"/>
                     <a:srcRect/>
                     <a:stretch>
                       <a:fillRect/>
@@ -539,7 +539,7 @@
                     <pic:cNvPicPr preferRelativeResize="0"/>
                   </pic:nvPicPr>
                   <pic:blipFill>
-                    <a:blip r:embed="rId7"/>
+                    <a:blip r:embed="rId8"/>
                     <a:srcRect/>
                     <a:stretch>
                       <a:fillRect/>
@@ -636,6 +636,7 @@
       <w:pPr>
         <w:widowControl w:val="0"/>
         <w:spacing w:before="41" w:line="360" w:lineRule="auto"/>
+        <w:jc w:val="both"/>
         <w:rPr>
           <w:rFonts w:eastAsia="Times New Roman"/>
           <w:b/>
@@ -684,7 +685,7 @@
       <w:r>
         <w:t xml:space="preserve">                                         </w:t>
       </w:r>
-      <w:hyperlink r:id="rId8">
+      <w:hyperlink r:id="rId9">
         <w:r>
           <w:rPr>
             <w:color w:val="1155CC"/>
@@ -718,7 +719,7 @@
       <w:r>
         <w:tab/>
       </w:r>
-      <w:hyperlink r:id="rId9">
+      <w:hyperlink r:id="rId10">
         <w:r>
           <w:rPr>
             <w:color w:val="1155CC"/>
@@ -757,7 +758,7 @@
       <w:r>
         <w:tab/>
       </w:r>
-      <w:hyperlink r:id="rId10">
+      <w:hyperlink r:id="rId11">
         <w:r>
           <w:rPr>
             <w:color w:val="1155CC"/>
@@ -774,13 +775,11 @@
         <w:jc w:val="both"/>
       </w:pPr>
       <w:r>
-        <w:t xml:space="preserve">Thomas Mauricio </w:t>
-      </w:r>
-      <w:proofErr w:type="spellStart"/>
-      <w:r>
-        <w:t>ibarra</w:t>
-      </w:r>
-      <w:proofErr w:type="spellEnd"/>
+        <w:t>Thomas Mauricio I</w:t>
+      </w:r>
+      <w:r>
+        <w:t>barra</w:t>
+      </w:r>
       <w:r>
         <w:tab/>
       </w:r>
@@ -793,7 +792,7 @@
       <w:r>
         <w:tab/>
       </w:r>
-      <w:hyperlink r:id="rId11">
+      <w:hyperlink r:id="rId12">
         <w:r>
           <w:rPr>
             <w:color w:val="1155CC"/>
@@ -829,7 +828,7 @@
       <w:r>
         <w:tab/>
       </w:r>
-      <w:hyperlink r:id="rId12">
+      <w:hyperlink r:id="rId13">
         <w:r>
           <w:rPr>
             <w:color w:val="1155CC"/>
@@ -876,7 +875,7 @@
       <w:r>
         <w:tab/>
       </w:r>
-      <w:hyperlink r:id="rId13">
+      <w:hyperlink r:id="rId14">
         <w:r>
           <w:rPr>
             <w:color w:val="1155CC"/>
@@ -915,7 +914,7 @@
       <w:r>
         <w:tab/>
       </w:r>
-      <w:hyperlink r:id="rId14">
+      <w:hyperlink r:id="rId15">
         <w:r>
           <w:rPr>
             <w:color w:val="1155CC"/>
@@ -1034,6 +1033,7 @@
       <w:pPr>
         <w:widowControl w:val="0"/>
         <w:spacing w:before="348" w:line="360" w:lineRule="auto"/>
+        <w:jc w:val="both"/>
         <w:rPr>
           <w:rFonts w:eastAsia="Times New Roman"/>
           <w:sz w:val="34"/>
@@ -1045,6 +1045,7 @@
       <w:pPr>
         <w:widowControl w:val="0"/>
         <w:spacing w:before="348" w:line="360" w:lineRule="auto"/>
+        <w:jc w:val="both"/>
         <w:rPr>
           <w:rFonts w:eastAsia="Times New Roman"/>
           <w:sz w:val="34"/>
@@ -1089,6 +1090,7 @@
         <w:widowControl w:val="0"/>
         <w:spacing w:before="12" w:line="360" w:lineRule="auto"/>
         <w:ind w:right="724"/>
+        <w:jc w:val="both"/>
         <w:rPr>
           <w:rFonts w:eastAsia="Times New Roman"/>
           <w:sz w:val="24"/>
@@ -1264,14 +1266,12 @@
         <w:spacing w:before="120" w:after="120" w:line="360" w:lineRule="auto"/>
         <w:jc w:val="both"/>
         <w:rPr>
-          <w:b/>
           <w:bCs/>
         </w:rPr>
       </w:pPr>
       <w:proofErr w:type="spellStart"/>
       <w:r>
         <w:rPr>
-          <w:b/>
           <w:bCs/>
         </w:rPr>
         <w:t>RetirARTE</w:t>
@@ -1279,7 +1279,6 @@
       <w:proofErr w:type="spellEnd"/>
       <w:r>
         <w:rPr>
-          <w:b/>
           <w:bCs/>
         </w:rPr>
         <w:t xml:space="preserve"> es un centro dedicado a la organización de distintos retiros tanto como espirituales y de bienes (entre otros) dentro y fuera del país. EL centro quiere desarrollar una aplicación que optimice el método de búsqueda e inscripción a retiros.</w:t>
@@ -1291,13 +1290,11 @@
         <w:spacing w:before="120" w:after="120" w:line="360" w:lineRule="auto"/>
         <w:jc w:val="both"/>
         <w:rPr>
-          <w:b/>
-          <w:bCs/>
-        </w:rPr>
-      </w:pPr>
-      <w:r>
-        <w:rPr>
-          <w:b/>
+          <w:bCs/>
+        </w:rPr>
+      </w:pPr>
+      <w:r>
+        <w:rPr>
           <w:bCs/>
         </w:rPr>
         <w:t>Este sistema debe poder ver los distintos retiros disponibles con ilustraciones del lugar donde se desarrolla y sus características: lugares de realización, duración, guías espirituales profesionales, capacidad máxima, costo, método de pago y limitaciones (edad permitida, bienes necesarios).</w:t>
@@ -1309,13 +1306,11 @@
         <w:spacing w:before="120" w:after="120" w:line="360" w:lineRule="auto"/>
         <w:jc w:val="both"/>
         <w:rPr>
-          <w:b/>
-          <w:bCs/>
-        </w:rPr>
-      </w:pPr>
-      <w:r>
-        <w:rPr>
-          <w:b/>
+          <w:bCs/>
+        </w:rPr>
+      </w:pPr>
+      <w:r>
+        <w:rPr>
           <w:bCs/>
         </w:rPr>
         <w:t>El sistema al momento de iniciar se requiere que se ingrese los datos personales de la persona que va a realizar el retiro: Nombre, Apellido, DNI, teléfono, mail. Posteriormente seleccionar el retiro que desee, la aplicación le permite agregar algunas observaciones adicionales (como sea el caso de un acompañante de viaje).</w:t>
@@ -1327,13 +1322,11 @@
         <w:spacing w:before="120" w:after="120" w:line="360" w:lineRule="auto"/>
         <w:jc w:val="both"/>
         <w:rPr>
-          <w:b/>
-          <w:bCs/>
-        </w:rPr>
-      </w:pPr>
-      <w:r>
-        <w:rPr>
-          <w:b/>
+          <w:bCs/>
+        </w:rPr>
+      </w:pPr>
+      <w:r>
+        <w:rPr>
           <w:bCs/>
         </w:rPr>
         <w:t>Esta misma cuenta con una agenda que le permite visualizar todos los retiros que a realización junto a su duración, además podrá ver todas las características que tiene en el momento que desee, El sistema consta con un apartado el cual se podrá visualizar el total de gastos que se lleva en retiros, cada una con su descripción para facilitar el control económico de cada cliente.</w:t>
@@ -1345,13 +1338,11 @@
         <w:spacing w:before="120" w:after="120" w:line="360" w:lineRule="auto"/>
         <w:jc w:val="both"/>
         <w:rPr>
-          <w:b/>
-          <w:bCs/>
-        </w:rPr>
-      </w:pPr>
-      <w:r>
-        <w:rPr>
-          <w:b/>
+          <w:bCs/>
+        </w:rPr>
+      </w:pPr>
+      <w:r>
+        <w:rPr>
           <w:bCs/>
         </w:rPr>
         <w:t>Cada retiro al que se puede inscribir es posible cancelarlo mediante la aplicación.</w:t>
@@ -1377,8 +1368,9 @@
       <w:pPr>
         <w:shd w:val="clear" w:color="auto" w:fill="FFFFFF"/>
         <w:spacing w:before="120" w:after="120" w:line="360" w:lineRule="auto"/>
-      </w:pPr>
-      <w:hyperlink r:id="rId15">
+        <w:jc w:val="both"/>
+      </w:pPr>
+      <w:hyperlink r:id="rId16">
         <w:r>
           <w:rPr>
             <w:color w:val="1155CC"/>
@@ -1395,8 +1387,9 @@
       <w:pPr>
         <w:shd w:val="clear" w:color="auto" w:fill="FFFFFF"/>
         <w:spacing w:before="120" w:after="120" w:line="360" w:lineRule="auto"/>
-      </w:pPr>
-      <w:hyperlink r:id="rId16">
+        <w:jc w:val="both"/>
+      </w:pPr>
+      <w:hyperlink r:id="rId17">
         <w:r>
           <w:rPr>
             <w:color w:val="1155CC"/>
@@ -1415,7 +1408,7 @@
         <w:spacing w:before="120" w:after="120" w:line="360" w:lineRule="auto"/>
         <w:jc w:val="both"/>
       </w:pPr>
-      <w:hyperlink r:id="rId17">
+      <w:hyperlink r:id="rId18">
         <w:r>
           <w:rPr>
             <w:color w:val="1155CC"/>
@@ -1434,28 +1427,83 @@
         <w:spacing w:before="120" w:after="120" w:line="360" w:lineRule="auto"/>
         <w:jc w:val="both"/>
       </w:pPr>
-    </w:p>
-    <w:p>
-      <w:pPr>
-        <w:shd w:val="clear" w:color="auto" w:fill="FFFFFF"/>
-        <w:spacing w:before="120" w:after="120" w:line="360" w:lineRule="auto"/>
-        <w:jc w:val="both"/>
-      </w:pPr>
-      <w:r>
-        <w:t>Requerimiento</w:t>
-      </w:r>
-      <w:r>
-        <w:t>s</w:t>
-      </w:r>
-      <w:r>
-        <w:t xml:space="preserve"> funcionales:</w:t>
-      </w:r>
-    </w:p>
-    <w:p>
-      <w:pPr>
-        <w:shd w:val="clear" w:color="auto" w:fill="FFFFFF"/>
-        <w:spacing w:before="120" w:after="120" w:line="360" w:lineRule="auto"/>
-        <w:jc w:val="both"/>
+      <w:hyperlink r:id="rId19" w:history="1">
+        <w:r>
+          <w:rPr>
+            <w:rStyle w:val="Hipervnculo"/>
+          </w:rPr>
+          <w:t>Casa de Retiros Espirituales</w:t>
+        </w:r>
+      </w:hyperlink>
+    </w:p>
+    <w:p>
+      <w:pPr>
+        <w:shd w:val="clear" w:color="auto" w:fill="FFFFFF"/>
+        <w:spacing w:before="120" w:after="120" w:line="360" w:lineRule="auto"/>
+        <w:jc w:val="both"/>
+      </w:pPr>
+    </w:p>
+    <w:p>
+      <w:pPr>
+        <w:shd w:val="clear" w:color="auto" w:fill="FFFFFF"/>
+        <w:spacing w:before="120" w:after="120" w:line="360" w:lineRule="auto"/>
+        <w:jc w:val="both"/>
+        <w:rPr>
+          <w:sz w:val="24"/>
+          <w:u w:val="single"/>
+        </w:rPr>
+      </w:pPr>
+    </w:p>
+    <w:p>
+      <w:pPr>
+        <w:shd w:val="clear" w:color="auto" w:fill="FFFFFF"/>
+        <w:spacing w:before="120" w:after="120" w:line="360" w:lineRule="auto"/>
+        <w:jc w:val="both"/>
+        <w:rPr>
+          <w:sz w:val="24"/>
+          <w:u w:val="single"/>
+        </w:rPr>
+      </w:pPr>
+    </w:p>
+    <w:p>
+      <w:pPr>
+        <w:shd w:val="clear" w:color="auto" w:fill="FFFFFF"/>
+        <w:spacing w:before="120" w:after="120" w:line="360" w:lineRule="auto"/>
+        <w:jc w:val="both"/>
+        <w:rPr>
+          <w:sz w:val="24"/>
+          <w:u w:val="single"/>
+        </w:rPr>
+      </w:pPr>
+    </w:p>
+    <w:p>
+      <w:pPr>
+        <w:shd w:val="clear" w:color="auto" w:fill="FFFFFF"/>
+        <w:spacing w:before="120" w:after="120" w:line="360" w:lineRule="auto"/>
+        <w:jc w:val="both"/>
+        <w:rPr>
+          <w:sz w:val="24"/>
+          <w:u w:val="single"/>
+        </w:rPr>
+      </w:pPr>
+      <w:r>
+        <w:rPr>
+          <w:sz w:val="24"/>
+          <w:u w:val="single"/>
+        </w:rPr>
+        <w:lastRenderedPageBreak/>
+        <w:t>Requerimientos funcionales:</w:t>
+      </w:r>
+    </w:p>
+    <w:p>
+      <w:pPr>
+        <w:shd w:val="clear" w:color="auto" w:fill="FFFFFF"/>
+        <w:spacing w:before="120" w:after="120" w:line="360" w:lineRule="auto"/>
+        <w:jc w:val="both"/>
+        <w:rPr>
+          <w:sz w:val="24"/>
+          <w:u w:val="single"/>
+        </w:rPr>
       </w:pPr>
     </w:p>
     <w:p>
@@ -1485,226 +1533,142 @@
         <w:jc w:val="both"/>
       </w:pPr>
       <w:r>
+        <w:t>2- El sistema debe mostrar, para cada retiro, ilustraciones o imágenes del lugar donde se desarrolla.</w:t>
+      </w:r>
+    </w:p>
+    <w:p>
+      <w:pPr>
+        <w:shd w:val="clear" w:color="auto" w:fill="FFFFFF"/>
+        <w:spacing w:before="120" w:after="120" w:line="360" w:lineRule="auto"/>
+        <w:jc w:val="both"/>
+      </w:pPr>
+      <w:r>
+        <w:t>3- El sistema debe mostrar las características de cada retiro: lugar de realización, duración, guías espirituales profesionales, capacidad máxima, costo, método de pago y limitaciones</w:t>
+      </w:r>
+    </w:p>
+    <w:p>
+      <w:pPr>
+        <w:shd w:val="clear" w:color="auto" w:fill="FFFFFF"/>
+        <w:spacing w:before="120" w:after="120" w:line="360" w:lineRule="auto"/>
+        <w:jc w:val="both"/>
+      </w:pPr>
+      <w:r>
+        <w:t>4- El sistema debe permitir consultar las características de un retiro en cualquier momento, no solo al momento de la inscripción.</w:t>
+      </w:r>
+    </w:p>
+    <w:p>
+      <w:pPr>
+        <w:shd w:val="clear" w:color="auto" w:fill="FFFFFF"/>
+        <w:spacing w:before="120" w:after="120" w:line="360" w:lineRule="auto"/>
+        <w:jc w:val="both"/>
+      </w:pPr>
+    </w:p>
+    <w:p>
+      <w:pPr>
+        <w:shd w:val="clear" w:color="auto" w:fill="FFFFFF"/>
+        <w:spacing w:before="120" w:after="120" w:line="360" w:lineRule="auto"/>
+        <w:jc w:val="both"/>
+      </w:pPr>
+      <w:r>
+        <w:t>Registro de usuario:</w:t>
+      </w:r>
+    </w:p>
+    <w:p>
+      <w:pPr>
+        <w:shd w:val="clear" w:color="auto" w:fill="FFFFFF"/>
+        <w:spacing w:before="120" w:after="120" w:line="360" w:lineRule="auto"/>
+        <w:jc w:val="both"/>
+      </w:pPr>
+      <w:r>
+        <w:t>5- El sistema debe solicitar el ingreso de los datos personales del usuario al iniciar la aplicación: Nombre, Apellido, DNI, teléfono y correo electrónico.</w:t>
+      </w:r>
+    </w:p>
+    <w:p>
+      <w:pPr>
+        <w:shd w:val="clear" w:color="auto" w:fill="FFFFFF"/>
+        <w:spacing w:before="120" w:after="120" w:line="360" w:lineRule="auto"/>
+        <w:jc w:val="both"/>
+      </w:pPr>
+      <w:r>
+        <w:t>6- El sistema debe validar que los datos personales ingresados sean correctos y estén completos antes de continuar.</w:t>
+      </w:r>
+    </w:p>
+    <w:p>
+      <w:pPr>
+        <w:shd w:val="clear" w:color="auto" w:fill="FFFFFF"/>
+        <w:spacing w:before="120" w:after="120" w:line="360" w:lineRule="auto"/>
+        <w:jc w:val="both"/>
+      </w:pPr>
+    </w:p>
+    <w:p>
+      <w:pPr>
+        <w:shd w:val="clear" w:color="auto" w:fill="FFFFFF"/>
+        <w:spacing w:before="120" w:after="120" w:line="360" w:lineRule="auto"/>
+        <w:jc w:val="both"/>
+      </w:pPr>
+      <w:r>
+        <w:t>Inscripción a retiros:</w:t>
+      </w:r>
+    </w:p>
+    <w:p>
+      <w:pPr>
+        <w:shd w:val="clear" w:color="auto" w:fill="FFFFFF"/>
+        <w:spacing w:before="120" w:after="120" w:line="360" w:lineRule="auto"/>
+        <w:jc w:val="both"/>
+      </w:pPr>
+      <w:r>
+        <w:t>7- El sistema debe permitir al usuario seleccionar el retiro al cual desea inscribirse.</w:t>
+      </w:r>
+    </w:p>
+    <w:p>
+      <w:pPr>
+        <w:shd w:val="clear" w:color="auto" w:fill="FFFFFF"/>
+        <w:spacing w:before="120" w:after="120" w:line="360" w:lineRule="auto"/>
+        <w:jc w:val="both"/>
+      </w:pPr>
+      <w:r>
+        <w:t>8- El sistema debe permitir al usuario agregar observaciones adicionales a su inscripción (por ejemplo, indicar un acompañante de viaje).</w:t>
+      </w:r>
+    </w:p>
+    <w:p>
+      <w:pPr>
+        <w:shd w:val="clear" w:color="auto" w:fill="FFFFFF"/>
+        <w:spacing w:before="120" w:after="120" w:line="360" w:lineRule="auto"/>
+        <w:jc w:val="both"/>
+      </w:pPr>
+      <w:r>
+        <w:t>9- El sistema debe validar que existan cupos disponibles antes de confirmar la inscripción.</w:t>
+      </w:r>
+    </w:p>
+    <w:p>
+      <w:pPr>
+        <w:shd w:val="clear" w:color="auto" w:fill="FFFFFF"/>
+        <w:spacing w:before="120" w:after="120" w:line="360" w:lineRule="auto"/>
+        <w:jc w:val="both"/>
+      </w:pPr>
+      <w:r>
+        <w:t>10- El sistema debe validar que el usuario cumpla con las limitaciones del retiro antes de confirmar la inscripción.</w:t>
+      </w:r>
+    </w:p>
+    <w:p>
+      <w:pPr>
+        <w:shd w:val="clear" w:color="auto" w:fill="FFFFFF"/>
+        <w:spacing w:before="120" w:after="120" w:line="360" w:lineRule="auto"/>
+        <w:jc w:val="both"/>
+      </w:pPr>
+      <w:r>
+        <w:t>11- El sistema debe registrar el método de pago seleccionado por el usuario al momento de inscribirse.</w:t>
+      </w:r>
+    </w:p>
+    <w:p>
+      <w:pPr>
+        <w:shd w:val="clear" w:color="auto" w:fill="FFFFFF"/>
+        <w:spacing w:before="120" w:after="120" w:line="360" w:lineRule="auto"/>
+        <w:jc w:val="both"/>
+      </w:pPr>
+      <w:r>
         <w:lastRenderedPageBreak/>
-        <w:t>2- El sistema debe mostrar, para cada retiro, ilustraciones o imágenes del lugar donde se desarrolla.</w:t>
-      </w:r>
-    </w:p>
-    <w:p>
-      <w:pPr>
-        <w:shd w:val="clear" w:color="auto" w:fill="FFFFFF"/>
-        <w:spacing w:before="120" w:after="120" w:line="360" w:lineRule="auto"/>
-        <w:jc w:val="both"/>
-      </w:pPr>
-      <w:r>
-        <w:t>3- El sistema debe mostrar las características de cada retiro: lugar de</w:t>
-      </w:r>
-      <w:r>
-        <w:t xml:space="preserve"> realización, duración, guías</w:t>
-      </w:r>
-      <w:r>
-        <w:t xml:space="preserve"> espirituales profesionales, capacidad máxima, costo, método de pago y limitaciones</w:t>
-      </w:r>
-    </w:p>
-    <w:p>
-      <w:pPr>
-        <w:shd w:val="clear" w:color="auto" w:fill="FFFFFF"/>
-        <w:spacing w:before="120" w:after="120" w:line="360" w:lineRule="auto"/>
-        <w:jc w:val="both"/>
-      </w:pPr>
-      <w:r>
-        <w:t>4- El sistema debe permitir consultar las características de un retiro en cualquier momento, no solo al momento de la inscripción.</w:t>
-      </w:r>
-    </w:p>
-    <w:p>
-      <w:pPr>
-        <w:shd w:val="clear" w:color="auto" w:fill="FFFFFF"/>
-        <w:spacing w:before="120" w:after="120" w:line="360" w:lineRule="auto"/>
-        <w:jc w:val="both"/>
-      </w:pPr>
-    </w:p>
-    <w:p>
-      <w:pPr>
-        <w:shd w:val="clear" w:color="auto" w:fill="FFFFFF"/>
-        <w:spacing w:before="120" w:after="120" w:line="360" w:lineRule="auto"/>
-        <w:jc w:val="both"/>
-      </w:pPr>
-      <w:r>
-        <w:t>Registro de usuario:</w:t>
-      </w:r>
-    </w:p>
-    <w:p>
-      <w:pPr>
-        <w:shd w:val="clear" w:color="auto" w:fill="FFFFFF"/>
-        <w:spacing w:before="120" w:after="120" w:line="360" w:lineRule="auto"/>
-        <w:jc w:val="both"/>
-      </w:pPr>
-      <w:r>
-        <w:t>5- El sistema debe solicitar el ingreso de los datos personales del usuario al iniciar la aplicación: Nombre, Apellido, DNI, teléfono y correo electrónico.</w:t>
-      </w:r>
-    </w:p>
-    <w:p>
-      <w:pPr>
-        <w:shd w:val="clear" w:color="auto" w:fill="FFFFFF"/>
-        <w:spacing w:before="120" w:after="120" w:line="360" w:lineRule="auto"/>
-        <w:jc w:val="both"/>
-      </w:pPr>
-      <w:r>
-        <w:t>6- El sistema debe validar que los datos personales ingresados sean correctos y estén completos antes de continuar.</w:t>
-      </w:r>
-    </w:p>
-    <w:p>
-      <w:pPr>
-        <w:shd w:val="clear" w:color="auto" w:fill="FFFFFF"/>
-        <w:spacing w:before="120" w:after="120" w:line="360" w:lineRule="auto"/>
-        <w:jc w:val="both"/>
-      </w:pPr>
-    </w:p>
-    <w:p>
-      <w:pPr>
-        <w:shd w:val="clear" w:color="auto" w:fill="FFFFFF"/>
-        <w:spacing w:before="120" w:after="120" w:line="360" w:lineRule="auto"/>
-        <w:jc w:val="both"/>
-      </w:pPr>
-      <w:r>
-        <w:t>Inscripción a retiros:</w:t>
-      </w:r>
-    </w:p>
-    <w:p>
-      <w:pPr>
-        <w:shd w:val="clear" w:color="auto" w:fill="FFFFFF"/>
-        <w:spacing w:before="120" w:after="120" w:line="360" w:lineRule="auto"/>
-        <w:jc w:val="both"/>
-      </w:pPr>
-      <w:r>
-        <w:t>7- El sistema debe permitir al usuario seleccionar el retiro al cual desea inscribirse.</w:t>
-      </w:r>
-    </w:p>
-    <w:p>
-      <w:pPr>
-        <w:shd w:val="clear" w:color="auto" w:fill="FFFFFF"/>
-        <w:spacing w:before="120" w:after="120" w:line="360" w:lineRule="auto"/>
-        <w:jc w:val="both"/>
-      </w:pPr>
-      <w:r>
-        <w:t>8- El sistema debe permitir al usuario agregar observaciones adicionales a su inscripción (por ejemplo, indicar un acompañante de viaje).</w:t>
-      </w:r>
-    </w:p>
-    <w:p>
-      <w:pPr>
-        <w:shd w:val="clear" w:color="auto" w:fill="FFFFFF"/>
-        <w:spacing w:before="120" w:after="120" w:line="360" w:lineRule="auto"/>
-        <w:jc w:val="both"/>
-      </w:pPr>
-      <w:r>
-        <w:t>9- El sistema debe validar que existan cupos disponibles antes de confirmar la inscripción.</w:t>
-      </w:r>
-    </w:p>
-    <w:p>
-      <w:pPr>
-        <w:shd w:val="clear" w:color="auto" w:fill="FFFFFF"/>
-        <w:spacing w:before="120" w:after="120" w:line="360" w:lineRule="auto"/>
-        <w:jc w:val="both"/>
-      </w:pPr>
-      <w:r>
-        <w:t>10- El sistema debe validar que el usuario cumpla con las limitaciones del retiro antes de confirmar la inscripción.</w:t>
-      </w:r>
-    </w:p>
-    <w:p>
-      <w:pPr>
-        <w:shd w:val="clear" w:color="auto" w:fill="FFFFFF"/>
-        <w:spacing w:before="120" w:after="120" w:line="360" w:lineRule="auto"/>
-        <w:jc w:val="both"/>
-      </w:pPr>
-      <w:r>
-        <w:t>11- El sistema debe registrar el método de pago seleccionado por el usuario al momento de inscribirse.</w:t>
-      </w:r>
-    </w:p>
-    <w:p>
-      <w:pPr>
-        <w:shd w:val="clear" w:color="auto" w:fill="FFFFFF"/>
-        <w:spacing w:before="120" w:after="120" w:line="360" w:lineRule="auto"/>
-        <w:jc w:val="both"/>
-      </w:pPr>
-      <w:r>
         <w:t>12- El sistema debe permitir cancelar la inscripción a un retiro previamente registrado.</w:t>
-      </w:r>
-    </w:p>
-    <w:p>
-      <w:pPr>
-        <w:shd w:val="clear" w:color="auto" w:fill="FFFFFF"/>
-        <w:spacing w:before="120" w:after="120" w:line="360" w:lineRule="auto"/>
-        <w:jc w:val="both"/>
-      </w:pPr>
-    </w:p>
-    <w:p>
-      <w:pPr>
-        <w:shd w:val="clear" w:color="auto" w:fill="FFFFFF"/>
-        <w:spacing w:before="120" w:after="120" w:line="360" w:lineRule="auto"/>
-        <w:jc w:val="both"/>
-      </w:pPr>
-      <w:r>
-        <w:t>Agenda:</w:t>
-      </w:r>
-    </w:p>
-    <w:p>
-      <w:pPr>
-        <w:shd w:val="clear" w:color="auto" w:fill="FFFFFF"/>
-        <w:spacing w:before="120" w:after="120" w:line="360" w:lineRule="auto"/>
-        <w:jc w:val="both"/>
-      </w:pPr>
-      <w:r>
-        <w:t>13- El sistema debe contar con una agenda que muestre todos los retiros a los que el usuario está inscripto.</w:t>
-      </w:r>
-    </w:p>
-    <w:p>
-      <w:pPr>
-        <w:shd w:val="clear" w:color="auto" w:fill="FFFFFF"/>
-        <w:spacing w:before="120" w:after="120" w:line="360" w:lineRule="auto"/>
-        <w:jc w:val="both"/>
-      </w:pPr>
-      <w:r>
-        <w:lastRenderedPageBreak/>
-        <w:t>14- El sistema debe mostrar, en la agenda, la duración de cada retiro al que el usuario está inscripto.</w:t>
-      </w:r>
-    </w:p>
-    <w:p>
-      <w:pPr>
-        <w:shd w:val="clear" w:color="auto" w:fill="FFFFFF"/>
-        <w:spacing w:before="120" w:after="120" w:line="360" w:lineRule="auto"/>
-        <w:jc w:val="both"/>
-      </w:pPr>
-      <w:r>
-        <w:t>15- El sistema debe actualizar automáticamente la agenda cuando se realice una nueva inscripción o cancelación.</w:t>
-      </w:r>
-    </w:p>
-    <w:p>
-      <w:pPr>
-        <w:shd w:val="clear" w:color="auto" w:fill="FFFFFF"/>
-        <w:spacing w:before="120" w:after="120" w:line="360" w:lineRule="auto"/>
-        <w:jc w:val="both"/>
-      </w:pPr>
-      <w:r>
-        <w:t>Control de gastos:</w:t>
-      </w:r>
-    </w:p>
-    <w:p>
-      <w:pPr>
-        <w:shd w:val="clear" w:color="auto" w:fill="FFFFFF"/>
-        <w:spacing w:before="120" w:after="120" w:line="360" w:lineRule="auto"/>
-        <w:jc w:val="both"/>
-      </w:pPr>
-      <w:r>
-        <w:t>16- El sistema debe contar con un apartado que muestre el total de gastos incurridos en retiros por cada cliente.</w:t>
-      </w:r>
-    </w:p>
-    <w:p>
-      <w:pPr>
-        <w:shd w:val="clear" w:color="auto" w:fill="FFFFFF"/>
-        <w:spacing w:before="120" w:after="120" w:line="360" w:lineRule="auto"/>
-        <w:jc w:val="both"/>
-      </w:pPr>
-      <w:r>
-        <w:t>17- El sistema debe mostrar el detalle del gasto correspondiente a cada retiro, a fin de facilitar el control económico del cliente.</w:t>
       </w:r>
     </w:p>
     <w:p>
@@ -1721,14 +1685,202 @@
         <w:shd w:val="clear" w:color="auto" w:fill="FFFFFF"/>
         <w:spacing w:before="120" w:after="120" w:line="360" w:lineRule="auto"/>
         <w:jc w:val="both"/>
-        <w:rPr>
-          <w:u w:val="single"/>
-        </w:rPr>
-      </w:pPr>
-      <w:r>
-        <w:rPr>
-          <w:u w:val="single"/>
-        </w:rPr>
+      </w:pPr>
+      <w:r>
+        <w:t>Agenda:</w:t>
+      </w:r>
+    </w:p>
+    <w:p>
+      <w:pPr>
+        <w:shd w:val="clear" w:color="auto" w:fill="FFFFFF"/>
+        <w:spacing w:before="120" w:after="120" w:line="360" w:lineRule="auto"/>
+        <w:jc w:val="both"/>
+      </w:pPr>
+      <w:r>
+        <w:t>13- El sistema debe contar con una agenda que muestre todos los retiros a los que el usuario está inscripto.</w:t>
+      </w:r>
+    </w:p>
+    <w:p>
+      <w:pPr>
+        <w:shd w:val="clear" w:color="auto" w:fill="FFFFFF"/>
+        <w:spacing w:before="120" w:after="120" w:line="360" w:lineRule="auto"/>
+        <w:jc w:val="both"/>
+      </w:pPr>
+      <w:r>
+        <w:t>14- El sistema debe mostrar, en la agenda, la duración de cada retiro al que el usuario está inscripto.</w:t>
+      </w:r>
+    </w:p>
+    <w:p>
+      <w:pPr>
+        <w:shd w:val="clear" w:color="auto" w:fill="FFFFFF"/>
+        <w:spacing w:before="120" w:after="120" w:line="360" w:lineRule="auto"/>
+        <w:jc w:val="both"/>
+      </w:pPr>
+      <w:r>
+        <w:t>15- El sistema debe actualizar automáticamente la agenda cuando se realice una nueva inscripción o cancelación.</w:t>
+      </w:r>
+    </w:p>
+    <w:p>
+      <w:pPr>
+        <w:shd w:val="clear" w:color="auto" w:fill="FFFFFF"/>
+        <w:spacing w:before="120" w:after="120" w:line="360" w:lineRule="auto"/>
+        <w:jc w:val="both"/>
+      </w:pPr>
+      <w:r>
+        <w:t>Control de gastos:</w:t>
+      </w:r>
+    </w:p>
+    <w:p>
+      <w:pPr>
+        <w:shd w:val="clear" w:color="auto" w:fill="FFFFFF"/>
+        <w:spacing w:before="120" w:after="120" w:line="360" w:lineRule="auto"/>
+        <w:jc w:val="both"/>
+      </w:pPr>
+      <w:r>
+        <w:t>16- El sistema debe contar con un apartado que muestre el total de gastos incurridos en retiros por cada cliente.</w:t>
+      </w:r>
+    </w:p>
+    <w:p>
+      <w:pPr>
+        <w:shd w:val="clear" w:color="auto" w:fill="FFFFFF"/>
+        <w:spacing w:before="120" w:after="120" w:line="360" w:lineRule="auto"/>
+        <w:jc w:val="both"/>
+      </w:pPr>
+      <w:r>
+        <w:t>17- El sistema debe mostrar el detalle del gasto correspondiente a cada retiro, a fin de facilitar el control económico del cliente.</w:t>
+      </w:r>
+    </w:p>
+    <w:p>
+      <w:pPr>
+        <w:shd w:val="clear" w:color="auto" w:fill="FFFFFF"/>
+        <w:spacing w:before="120" w:after="120" w:line="360" w:lineRule="auto"/>
+        <w:jc w:val="both"/>
+      </w:pPr>
+    </w:p>
+    <w:p>
+      <w:pPr>
+        <w:shd w:val="clear" w:color="auto" w:fill="FFFFFF"/>
+        <w:spacing w:before="120" w:after="120" w:line="360" w:lineRule="auto"/>
+        <w:jc w:val="both"/>
+        <w:rPr>
+          <w:u w:val="single"/>
+        </w:rPr>
+      </w:pPr>
+    </w:p>
+    <w:p>
+      <w:pPr>
+        <w:shd w:val="clear" w:color="auto" w:fill="FFFFFF"/>
+        <w:spacing w:before="120" w:after="120" w:line="360" w:lineRule="auto"/>
+        <w:jc w:val="both"/>
+        <w:rPr>
+          <w:u w:val="single"/>
+        </w:rPr>
+      </w:pPr>
+    </w:p>
+    <w:p>
+      <w:pPr>
+        <w:shd w:val="clear" w:color="auto" w:fill="FFFFFF"/>
+        <w:spacing w:before="120" w:after="120" w:line="360" w:lineRule="auto"/>
+        <w:jc w:val="both"/>
+        <w:rPr>
+          <w:u w:val="single"/>
+        </w:rPr>
+      </w:pPr>
+    </w:p>
+    <w:p>
+      <w:pPr>
+        <w:shd w:val="clear" w:color="auto" w:fill="FFFFFF"/>
+        <w:spacing w:before="120" w:after="120" w:line="360" w:lineRule="auto"/>
+        <w:jc w:val="both"/>
+        <w:rPr>
+          <w:u w:val="single"/>
+        </w:rPr>
+      </w:pPr>
+    </w:p>
+    <w:p>
+      <w:pPr>
+        <w:shd w:val="clear" w:color="auto" w:fill="FFFFFF"/>
+        <w:spacing w:before="120" w:after="120" w:line="360" w:lineRule="auto"/>
+        <w:jc w:val="both"/>
+        <w:rPr>
+          <w:u w:val="single"/>
+        </w:rPr>
+      </w:pPr>
+    </w:p>
+    <w:p>
+      <w:pPr>
+        <w:shd w:val="clear" w:color="auto" w:fill="FFFFFF"/>
+        <w:spacing w:before="120" w:after="120" w:line="360" w:lineRule="auto"/>
+        <w:jc w:val="both"/>
+        <w:rPr>
+          <w:u w:val="single"/>
+        </w:rPr>
+      </w:pPr>
+    </w:p>
+    <w:p>
+      <w:pPr>
+        <w:shd w:val="clear" w:color="auto" w:fill="FFFFFF"/>
+        <w:spacing w:before="120" w:after="120" w:line="360" w:lineRule="auto"/>
+        <w:jc w:val="both"/>
+        <w:rPr>
+          <w:u w:val="single"/>
+        </w:rPr>
+      </w:pPr>
+    </w:p>
+    <w:p>
+      <w:pPr>
+        <w:shd w:val="clear" w:color="auto" w:fill="FFFFFF"/>
+        <w:spacing w:before="120" w:after="120" w:line="360" w:lineRule="auto"/>
+        <w:jc w:val="both"/>
+        <w:rPr>
+          <w:u w:val="single"/>
+        </w:rPr>
+      </w:pPr>
+    </w:p>
+    <w:p>
+      <w:pPr>
+        <w:shd w:val="clear" w:color="auto" w:fill="FFFFFF"/>
+        <w:spacing w:before="120" w:after="120" w:line="360" w:lineRule="auto"/>
+        <w:jc w:val="both"/>
+        <w:rPr>
+          <w:u w:val="single"/>
+        </w:rPr>
+      </w:pPr>
+    </w:p>
+    <w:p>
+      <w:pPr>
+        <w:shd w:val="clear" w:color="auto" w:fill="FFFFFF"/>
+        <w:spacing w:before="120" w:after="120" w:line="360" w:lineRule="auto"/>
+        <w:jc w:val="both"/>
+        <w:rPr>
+          <w:u w:val="single"/>
+        </w:rPr>
+      </w:pPr>
+    </w:p>
+    <w:p>
+      <w:pPr>
+        <w:shd w:val="clear" w:color="auto" w:fill="FFFFFF"/>
+        <w:spacing w:before="120" w:after="120" w:line="360" w:lineRule="auto"/>
+        <w:jc w:val="both"/>
+        <w:rPr>
+          <w:u w:val="single"/>
+        </w:rPr>
+      </w:pPr>
+    </w:p>
+    <w:p>
+      <w:pPr>
+        <w:shd w:val="clear" w:color="auto" w:fill="FFFFFF"/>
+        <w:spacing w:before="120" w:after="120" w:line="360" w:lineRule="auto"/>
+        <w:jc w:val="both"/>
+        <w:rPr>
+          <w:u w:val="single"/>
+        </w:rPr>
+      </w:pPr>
+      <w:r>
+        <w:rPr>
+          <w:u w:val="single"/>
+        </w:rPr>
+        <w:lastRenderedPageBreak/>
         <w:t>Objetivo del dominio</w:t>
       </w:r>
     </w:p>
@@ -1759,7 +1911,6 @@
         <w:jc w:val="both"/>
       </w:pPr>
       <w:r>
-        <w:lastRenderedPageBreak/>
         <w:pict w14:anchorId="574FD8F4">
           <v:shapetype id="_x0000_t75" coordsize="21600,21600" o:spt="75" o:preferrelative="t" path="m@4@5l@4@11@9@11@9@5xe" filled="f" stroked="f">
             <v:stroke joinstyle="miter"/>
@@ -1781,7 +1932,7 @@
             <o:lock v:ext="edit" aspectratio="t"/>
           </v:shapetype>
           <v:shape id="_x0000_i1025" type="#_x0000_t75" style="width:450.75pt;height:389.25pt">
-            <v:imagedata r:id="rId18" o:title="TPI - ASI"/>
+            <v:imagedata r:id="rId20" o:title="TPI - ASI"/>
           </v:shape>
         </w:pict>
       </w:r>
@@ -1819,11 +1970,423 @@
         <w:shd w:val="clear" w:color="auto" w:fill="FFFFFF"/>
         <w:spacing w:before="120" w:after="120" w:line="360" w:lineRule="auto"/>
         <w:jc w:val="both"/>
+        <w:rPr>
+          <w:u w:val="single"/>
+        </w:rPr>
+      </w:pPr>
+      <w:r>
+        <w:rPr>
+          <w:u w:val="single"/>
+        </w:rPr>
+        <w:lastRenderedPageBreak/>
+        <w:t xml:space="preserve">Registro de </w:t>
+      </w:r>
+      <w:proofErr w:type="spellStart"/>
+      <w:r>
+        <w:rPr>
+          <w:u w:val="single"/>
+        </w:rPr>
+        <w:t>Commits</w:t>
+      </w:r>
+      <w:proofErr w:type="spellEnd"/>
+      <w:r>
+        <w:rPr>
+          <w:u w:val="single"/>
+        </w:rPr>
+        <w:t>:</w:t>
+      </w:r>
+    </w:p>
+    <w:p>
+      <w:pPr>
+        <w:shd w:val="clear" w:color="auto" w:fill="FFFFFF"/>
+        <w:spacing w:before="120" w:after="120" w:line="360" w:lineRule="auto"/>
+        <w:jc w:val="both"/>
+      </w:pPr>
+      <w:r>
+        <w:drawing>
+          <wp:anchor distT="0" distB="0" distL="114300" distR="114300" simplePos="0" relativeHeight="251660288" behindDoc="0" locked="0" layoutInCell="1" allowOverlap="1" wp14:anchorId="592B3B16" wp14:editId="18CA9A5E">
+            <wp:simplePos x="0" y="0"/>
+            <wp:positionH relativeFrom="margin">
+              <wp:align>right</wp:align>
+            </wp:positionH>
+            <wp:positionV relativeFrom="paragraph">
+              <wp:posOffset>2646045</wp:posOffset>
+            </wp:positionV>
+            <wp:extent cx="5733415" cy="2871470"/>
+            <wp:effectExtent l="0" t="0" r="635" b="5080"/>
+            <wp:wrapThrough wrapText="bothSides">
+              <wp:wrapPolygon edited="0">
+                <wp:start x="0" y="0"/>
+                <wp:lineTo x="0" y="21495"/>
+                <wp:lineTo x="21531" y="21495"/>
+                <wp:lineTo x="21531" y="0"/>
+                <wp:lineTo x="0" y="0"/>
+              </wp:wrapPolygon>
+            </wp:wrapThrough>
+            <wp:docPr id="7" name="Imagen 7"/>
+            <wp:cNvGraphicFramePr>
+              <a:graphicFrameLocks xmlns:a="http://schemas.openxmlformats.org/drawingml/2006/main" noChangeAspect="1"/>
+            </wp:cNvGraphicFramePr>
+            <a:graphic xmlns:a="http://schemas.openxmlformats.org/drawingml/2006/main">
+              <a:graphicData uri="http://schemas.openxmlformats.org/drawingml/2006/picture">
+                <pic:pic xmlns:pic="http://schemas.openxmlformats.org/drawingml/2006/picture">
+                  <pic:nvPicPr>
+                    <pic:cNvPr id="1" name=""/>
+                    <pic:cNvPicPr/>
+                  </pic:nvPicPr>
+                  <pic:blipFill>
+                    <a:blip r:embed="rId21">
+                      <a:extLst>
+                        <a:ext uri="{28A0092B-C50C-407E-A947-70E740481C1C}">
+                          <a14:useLocalDpi xmlns:a14="http://schemas.microsoft.com/office/drawing/2010/main" val="0"/>
+                        </a:ext>
+                      </a:extLst>
+                    </a:blip>
+                    <a:stretch>
+                      <a:fillRect/>
+                    </a:stretch>
+                  </pic:blipFill>
+                  <pic:spPr>
+                    <a:xfrm>
+                      <a:off x="0" y="0"/>
+                      <a:ext cx="5733415" cy="2871470"/>
+                    </a:xfrm>
+                    <a:prstGeom prst="rect">
+                      <a:avLst/>
+                    </a:prstGeom>
+                  </pic:spPr>
+                </pic:pic>
+              </a:graphicData>
+            </a:graphic>
+            <wp14:sizeRelH relativeFrom="page">
+              <wp14:pctWidth>0</wp14:pctWidth>
+            </wp14:sizeRelH>
+            <wp14:sizeRelV relativeFrom="page">
+              <wp14:pctHeight>0</wp14:pctHeight>
+            </wp14:sizeRelV>
+          </wp:anchor>
+        </w:drawing>
+      </w:r>
+      <w:r>
+        <w:drawing>
+          <wp:inline distT="0" distB="0" distL="0" distR="0" wp14:anchorId="4AB6C5A0" wp14:editId="2A152E77">
+            <wp:extent cx="5733415" cy="2565400"/>
+            <wp:effectExtent l="0" t="0" r="635" b="6350"/>
+            <wp:docPr id="5" name="Imagen 5"/>
+            <wp:cNvGraphicFramePr>
+              <a:graphicFrameLocks xmlns:a="http://schemas.openxmlformats.org/drawingml/2006/main" noChangeAspect="1"/>
+            </wp:cNvGraphicFramePr>
+            <a:graphic xmlns:a="http://schemas.openxmlformats.org/drawingml/2006/main">
+              <a:graphicData uri="http://schemas.openxmlformats.org/drawingml/2006/picture">
+                <pic:pic xmlns:pic="http://schemas.openxmlformats.org/drawingml/2006/picture">
+                  <pic:nvPicPr>
+                    <pic:cNvPr id="1" name=""/>
+                    <pic:cNvPicPr/>
+                  </pic:nvPicPr>
+                  <pic:blipFill>
+                    <a:blip r:embed="rId22"/>
+                    <a:stretch>
+                      <a:fillRect/>
+                    </a:stretch>
+                  </pic:blipFill>
+                  <pic:spPr>
+                    <a:xfrm>
+                      <a:off x="0" y="0"/>
+                      <a:ext cx="5733415" cy="2565400"/>
+                    </a:xfrm>
+                    <a:prstGeom prst="rect">
+                      <a:avLst/>
+                    </a:prstGeom>
+                  </pic:spPr>
+                </pic:pic>
+              </a:graphicData>
+            </a:graphic>
+          </wp:inline>
+        </w:drawing>
+      </w:r>
+    </w:p>
+    <w:p>
+      <w:pPr>
+        <w:shd w:val="clear" w:color="auto" w:fill="FFFFFF"/>
+        <w:spacing w:before="120" w:after="120" w:line="360" w:lineRule="auto"/>
+        <w:jc w:val="both"/>
+      </w:pPr>
+      <w:r>
+        <w:lastRenderedPageBreak/>
+        <w:drawing>
+          <wp:inline distT="0" distB="0" distL="0" distR="0" wp14:anchorId="0C8AE81E" wp14:editId="782D6587">
+            <wp:extent cx="5733415" cy="2121535"/>
+            <wp:effectExtent l="0" t="0" r="635" b="0"/>
+            <wp:docPr id="6" name="Imagen 6"/>
+            <wp:cNvGraphicFramePr>
+              <a:graphicFrameLocks xmlns:a="http://schemas.openxmlformats.org/drawingml/2006/main" noChangeAspect="1"/>
+            </wp:cNvGraphicFramePr>
+            <a:graphic xmlns:a="http://schemas.openxmlformats.org/drawingml/2006/main">
+              <a:graphicData uri="http://schemas.openxmlformats.org/drawingml/2006/picture">
+                <pic:pic xmlns:pic="http://schemas.openxmlformats.org/drawingml/2006/picture">
+                  <pic:nvPicPr>
+                    <pic:cNvPr id="1" name=""/>
+                    <pic:cNvPicPr/>
+                  </pic:nvPicPr>
+                  <pic:blipFill>
+                    <a:blip r:embed="rId23"/>
+                    <a:stretch>
+                      <a:fillRect/>
+                    </a:stretch>
+                  </pic:blipFill>
+                  <pic:spPr>
+                    <a:xfrm>
+                      <a:off x="0" y="0"/>
+                      <a:ext cx="5733415" cy="2121535"/>
+                    </a:xfrm>
+                    <a:prstGeom prst="rect">
+                      <a:avLst/>
+                    </a:prstGeom>
+                  </pic:spPr>
+                </pic:pic>
+              </a:graphicData>
+            </a:graphic>
+          </wp:inline>
+        </w:drawing>
+      </w:r>
+    </w:p>
+    <w:p>
+      <w:pPr>
+        <w:shd w:val="clear" w:color="auto" w:fill="FFFFFF"/>
+        <w:spacing w:before="120" w:after="120" w:line="360" w:lineRule="auto"/>
+        <w:jc w:val="both"/>
+      </w:pPr>
+    </w:p>
+    <w:p>
+      <w:pPr>
+        <w:shd w:val="clear" w:color="auto" w:fill="FFFFFF"/>
+        <w:spacing w:before="120" w:after="120" w:line="360" w:lineRule="auto"/>
+        <w:jc w:val="both"/>
+      </w:pPr>
+    </w:p>
+    <w:p>
+      <w:pPr>
+        <w:shd w:val="clear" w:color="auto" w:fill="FFFFFF"/>
+        <w:spacing w:before="120" w:after="120" w:line="360" w:lineRule="auto"/>
+        <w:jc w:val="both"/>
+        <w:rPr>
+          <w:u w:val="single"/>
+        </w:rPr>
+      </w:pPr>
+      <w:r>
+        <w:rPr>
+          <w:u w:val="single"/>
+        </w:rPr>
+        <w:t>Referencia de nombres:</w:t>
+      </w:r>
+    </w:p>
+    <w:p>
+      <w:pPr>
+        <w:shd w:val="clear" w:color="auto" w:fill="FFFFFF"/>
+        <w:spacing w:before="120" w:after="120" w:line="360" w:lineRule="auto"/>
+        <w:jc w:val="both"/>
+      </w:pPr>
+      <w:proofErr w:type="spellStart"/>
+      <w:r>
+        <w:t>ValentinArriola</w:t>
+      </w:r>
+      <w:proofErr w:type="spellEnd"/>
+      <w:r>
+        <w:t xml:space="preserve"> -&gt; Arriola</w:t>
+      </w:r>
+      <w:r>
+        <w:t>,</w:t>
+      </w:r>
+      <w:r>
+        <w:t xml:space="preserve"> </w:t>
+      </w:r>
+      <w:proofErr w:type="spellStart"/>
+      <w:r>
+        <w:t>Valentin</w:t>
+      </w:r>
+      <w:proofErr w:type="spellEnd"/>
+      <w:r>
+        <w:t>.</w:t>
+      </w:r>
+    </w:p>
+    <w:p>
+      <w:pPr>
+        <w:shd w:val="clear" w:color="auto" w:fill="FFFFFF"/>
+        <w:spacing w:before="120" w:after="120" w:line="360" w:lineRule="auto"/>
+        <w:jc w:val="both"/>
+      </w:pPr>
+      <w:r>
+        <w:t xml:space="preserve">NOUTTT-&gt; </w:t>
+      </w:r>
+      <w:proofErr w:type="spellStart"/>
+      <w:r>
+        <w:t>Fabatia</w:t>
+      </w:r>
+      <w:proofErr w:type="spellEnd"/>
+      <w:r>
+        <w:t>,</w:t>
+      </w:r>
+      <w:r>
+        <w:t xml:space="preserve"> Franco</w:t>
+      </w:r>
+      <w:r>
+        <w:t>.</w:t>
+      </w:r>
+    </w:p>
+    <w:p>
+      <w:pPr>
+        <w:shd w:val="clear" w:color="auto" w:fill="FFFFFF"/>
+        <w:spacing w:before="120" w:after="120" w:line="360" w:lineRule="auto"/>
+        <w:jc w:val="both"/>
+      </w:pPr>
+      <w:proofErr w:type="spellStart"/>
+      <w:r>
+        <w:t>JuaniGrecco</w:t>
+      </w:r>
+      <w:proofErr w:type="spellEnd"/>
+      <w:r>
+        <w:t xml:space="preserve">-&gt; </w:t>
+      </w:r>
+      <w:proofErr w:type="spellStart"/>
+      <w:r>
+        <w:t>Grecco</w:t>
+      </w:r>
+      <w:proofErr w:type="spellEnd"/>
+      <w:r>
+        <w:t>,</w:t>
+      </w:r>
+      <w:r>
+        <w:t xml:space="preserve"> Juan Ignacio</w:t>
+      </w:r>
+      <w:r>
+        <w:t>.</w:t>
+      </w:r>
+    </w:p>
+    <w:p>
+      <w:pPr>
+        <w:shd w:val="clear" w:color="auto" w:fill="FFFFFF"/>
+        <w:spacing w:before="120" w:after="120" w:line="360" w:lineRule="auto"/>
+        <w:jc w:val="both"/>
+      </w:pPr>
+      <w:proofErr w:type="spellStart"/>
+      <w:r>
+        <w:t>MilanesaDeThomas</w:t>
+      </w:r>
+      <w:proofErr w:type="spellEnd"/>
+      <w:r>
+        <w:t>-&gt; Ibarra</w:t>
+      </w:r>
+      <w:r>
+        <w:t>,</w:t>
+      </w:r>
+      <w:r>
+        <w:t xml:space="preserve"> Thomas</w:t>
+      </w:r>
+      <w:r>
+        <w:t>.</w:t>
+      </w:r>
+    </w:p>
+    <w:p>
+      <w:pPr>
+        <w:shd w:val="clear" w:color="auto" w:fill="FFFFFF"/>
+        <w:spacing w:before="120" w:after="120" w:line="360" w:lineRule="auto"/>
+        <w:jc w:val="both"/>
+      </w:pPr>
+      <w:r>
+        <w:t>L0y01a-&gt; Loyola</w:t>
+      </w:r>
+      <w:r>
+        <w:t>,</w:t>
+      </w:r>
+      <w:r>
+        <w:t xml:space="preserve"> Martin</w:t>
+      </w:r>
+      <w:r>
+        <w:t>.</w:t>
+      </w:r>
+    </w:p>
+    <w:p>
+      <w:pPr>
+        <w:shd w:val="clear" w:color="auto" w:fill="FFFFFF"/>
+        <w:spacing w:before="120" w:after="120" w:line="360" w:lineRule="auto"/>
+        <w:jc w:val="both"/>
+      </w:pPr>
+      <w:r>
+        <w:t xml:space="preserve">Prade002-&gt; </w:t>
+      </w:r>
+      <w:proofErr w:type="spellStart"/>
+      <w:r>
+        <w:t>Pradella</w:t>
+      </w:r>
+      <w:proofErr w:type="spellEnd"/>
+      <w:r>
+        <w:t>,</w:t>
+      </w:r>
+      <w:r>
+        <w:t xml:space="preserve"> </w:t>
+      </w:r>
+      <w:proofErr w:type="spellStart"/>
+      <w:r>
+        <w:t>Agustin</w:t>
+      </w:r>
+      <w:proofErr w:type="spellEnd"/>
+      <w:r>
+        <w:t>.</w:t>
+      </w:r>
+    </w:p>
+    <w:p>
+      <w:pPr>
+        <w:shd w:val="clear" w:color="auto" w:fill="FFFFFF"/>
+        <w:spacing w:before="120" w:after="120" w:line="360" w:lineRule="auto"/>
+        <w:jc w:val="both"/>
+      </w:pPr>
+      <w:proofErr w:type="spellStart"/>
+      <w:r>
+        <w:t>MartinVig</w:t>
+      </w:r>
+      <w:proofErr w:type="spellEnd"/>
+      <w:r>
+        <w:t xml:space="preserve">-&gt; </w:t>
+      </w:r>
+      <w:proofErr w:type="spellStart"/>
+      <w:r>
+        <w:t>Vigoni</w:t>
+      </w:r>
+      <w:proofErr w:type="spellEnd"/>
+      <w:r>
+        <w:t>,</w:t>
+      </w:r>
+      <w:r>
+        <w:t xml:space="preserve"> Martin</w:t>
+      </w:r>
+      <w:r>
+        <w:t>.</w:t>
+      </w:r>
+    </w:p>
+    <w:p>
+      <w:pPr>
+        <w:shd w:val="clear" w:color="auto" w:fill="FFFFFF"/>
+        <w:spacing w:before="120" w:after="120" w:line="360" w:lineRule="auto"/>
+        <w:jc w:val="both"/>
+      </w:pPr>
+    </w:p>
+    <w:p>
+      <w:pPr>
+        <w:shd w:val="clear" w:color="auto" w:fill="FFFFFF"/>
+        <w:spacing w:before="120" w:after="120" w:line="360" w:lineRule="auto"/>
+        <w:jc w:val="both"/>
+      </w:pPr>
+    </w:p>
+    <w:p>
+      <w:pPr>
+        <w:shd w:val="clear" w:color="auto" w:fill="FFFFFF"/>
+        <w:spacing w:before="120" w:after="120" w:line="360" w:lineRule="auto"/>
+        <w:jc w:val="both"/>
       </w:pPr>
     </w:p>
     <w:sectPr>
-      <w:headerReference w:type="default" r:id="rId19"/>
-      <w:footerReference w:type="default" r:id="rId20"/>
+      <w:headerReference w:type="default" r:id="rId24"/>
+      <w:footerReference w:type="default" r:id="rId25"/>
       <w:pgSz w:w="11909" w:h="16834"/>
       <w:pgMar w:top="1440" w:right="1440" w:bottom="1440" w:left="1440" w:header="720" w:footer="720" w:gutter="0"/>
       <w:pgNumType w:start="1"/>
@@ -2071,6 +2634,126 @@
   </w:p>
   <w:p/>
 </w:hdr>
+</file>
+
+<file path=word/numbering.xml><?xml version="1.0" encoding="utf-8"?>
+<w:numbering xmlns:wpc="http://schemas.microsoft.com/office/word/2010/wordprocessingCanvas" xmlns:cx="http://schemas.microsoft.com/office/drawing/2014/chartex" xmlns:mc="http://schemas.openxmlformats.org/markup-compatibility/2006" xmlns:o="urn:schemas-microsoft-com:office:office" xmlns:r="http://schemas.openxmlformats.org/officeDocument/2006/relationships" xmlns:m="http://schemas.openxmlformats.org/officeDocument/2006/math" xmlns:v="urn:schemas-microsoft-com:vml" xmlns:wp14="http://schemas.microsoft.com/office/word/2010/wordprocessingDrawing" xmlns:wp="http://schemas.openxmlformats.org/drawingml/2006/wordprocessingDrawing" xmlns:w10="urn:schemas-microsoft-com:office:word" xmlns:w="http://schemas.openxmlformats.org/wordprocessingml/2006/main" xmlns:w14="http://schemas.microsoft.com/office/word/2010/wordml" xmlns:w15="http://schemas.microsoft.com/office/word/2012/wordml" xmlns:w16se="http://schemas.microsoft.com/office/word/2015/wordml/symex" xmlns:wpg="http://schemas.microsoft.com/office/word/2010/wordprocessingGroup" xmlns:wpi="http://schemas.microsoft.com/office/word/2010/wordprocessingInk" xmlns:wne="http://schemas.microsoft.com/office/word/2006/wordml" xmlns:wps="http://schemas.microsoft.com/office/word/2010/wordprocessingShape" mc:Ignorable="w14 w15 w16se wp14">
+  <w:abstractNum w:abstractNumId="0" w15:restartNumberingAfterBreak="0">
+    <w:nsid w:val="66FC0D24"/>
+    <w:multiLevelType w:val="hybridMultilevel"/>
+    <w:tmpl w:val="15388104"/>
+    <w:lvl w:ilvl="0" w:tplc="EB20A914">
+      <w:numFmt w:val="bullet"/>
+      <w:lvlText w:val=""/>
+      <w:lvlJc w:val="left"/>
+      <w:pPr>
+        <w:ind w:left="720" w:hanging="360"/>
+      </w:pPr>
+      <w:rPr>
+        <w:rFonts w:ascii="Wingdings" w:eastAsia="Arial" w:hAnsi="Wingdings" w:cs="Arial" w:hint="default"/>
+      </w:rPr>
+    </w:lvl>
+    <w:lvl w:ilvl="1" w:tplc="2C0A0003" w:tentative="1">
+      <w:start w:val="1"/>
+      <w:numFmt w:val="bullet"/>
+      <w:lvlText w:val="o"/>
+      <w:lvlJc w:val="left"/>
+      <w:pPr>
+        <w:ind w:left="1440" w:hanging="360"/>
+      </w:pPr>
+      <w:rPr>
+        <w:rFonts w:ascii="Courier New" w:hAnsi="Courier New" w:cs="Courier New" w:hint="default"/>
+      </w:rPr>
+    </w:lvl>
+    <w:lvl w:ilvl="2" w:tplc="2C0A0005" w:tentative="1">
+      <w:start w:val="1"/>
+      <w:numFmt w:val="bullet"/>
+      <w:lvlText w:val=""/>
+      <w:lvlJc w:val="left"/>
+      <w:pPr>
+        <w:ind w:left="2160" w:hanging="360"/>
+      </w:pPr>
+      <w:rPr>
+        <w:rFonts w:ascii="Wingdings" w:hAnsi="Wingdings" w:hint="default"/>
+      </w:rPr>
+    </w:lvl>
+    <w:lvl w:ilvl="3" w:tplc="2C0A0001" w:tentative="1">
+      <w:start w:val="1"/>
+      <w:numFmt w:val="bullet"/>
+      <w:lvlText w:val=""/>
+      <w:lvlJc w:val="left"/>
+      <w:pPr>
+        <w:ind w:left="2880" w:hanging="360"/>
+      </w:pPr>
+      <w:rPr>
+        <w:rFonts w:ascii="Symbol" w:hAnsi="Symbol" w:hint="default"/>
+      </w:rPr>
+    </w:lvl>
+    <w:lvl w:ilvl="4" w:tplc="2C0A0003" w:tentative="1">
+      <w:start w:val="1"/>
+      <w:numFmt w:val="bullet"/>
+      <w:lvlText w:val="o"/>
+      <w:lvlJc w:val="left"/>
+      <w:pPr>
+        <w:ind w:left="3600" w:hanging="360"/>
+      </w:pPr>
+      <w:rPr>
+        <w:rFonts w:ascii="Courier New" w:hAnsi="Courier New" w:cs="Courier New" w:hint="default"/>
+      </w:rPr>
+    </w:lvl>
+    <w:lvl w:ilvl="5" w:tplc="2C0A0005" w:tentative="1">
+      <w:start w:val="1"/>
+      <w:numFmt w:val="bullet"/>
+      <w:lvlText w:val=""/>
+      <w:lvlJc w:val="left"/>
+      <w:pPr>
+        <w:ind w:left="4320" w:hanging="360"/>
+      </w:pPr>
+      <w:rPr>
+        <w:rFonts w:ascii="Wingdings" w:hAnsi="Wingdings" w:hint="default"/>
+      </w:rPr>
+    </w:lvl>
+    <w:lvl w:ilvl="6" w:tplc="2C0A0001" w:tentative="1">
+      <w:start w:val="1"/>
+      <w:numFmt w:val="bullet"/>
+      <w:lvlText w:val=""/>
+      <w:lvlJc w:val="left"/>
+      <w:pPr>
+        <w:ind w:left="5040" w:hanging="360"/>
+      </w:pPr>
+      <w:rPr>
+        <w:rFonts w:ascii="Symbol" w:hAnsi="Symbol" w:hint="default"/>
+      </w:rPr>
+    </w:lvl>
+    <w:lvl w:ilvl="7" w:tplc="2C0A0003" w:tentative="1">
+      <w:start w:val="1"/>
+      <w:numFmt w:val="bullet"/>
+      <w:lvlText w:val="o"/>
+      <w:lvlJc w:val="left"/>
+      <w:pPr>
+        <w:ind w:left="5760" w:hanging="360"/>
+      </w:pPr>
+      <w:rPr>
+        <w:rFonts w:ascii="Courier New" w:hAnsi="Courier New" w:cs="Courier New" w:hint="default"/>
+      </w:rPr>
+    </w:lvl>
+    <w:lvl w:ilvl="8" w:tplc="2C0A0005" w:tentative="1">
+      <w:start w:val="1"/>
+      <w:numFmt w:val="bullet"/>
+      <w:lvlText w:val=""/>
+      <w:lvlJc w:val="left"/>
+      <w:pPr>
+        <w:ind w:left="6480" w:hanging="360"/>
+      </w:pPr>
+      <w:rPr>
+        <w:rFonts w:ascii="Wingdings" w:hAnsi="Wingdings" w:hint="default"/>
+      </w:rPr>
+    </w:lvl>
+  </w:abstractNum>
+  <w:num w:numId="1">
+    <w:abstractNumId w:val="0"/>
+  </w:num>
+</w:numbering>
 </file>
 
 <file path=word/styles.xml><?xml version="1.0" encoding="utf-8"?>
@@ -2719,6 +3402,17 @@
       <w:u w:val="single"/>
     </w:rPr>
   </w:style>
+  <w:style w:type="paragraph" w:styleId="Prrafodelista">
+    <w:name w:val="List Paragraph"/>
+    <w:basedOn w:val="Normal"/>
+    <w:uiPriority w:val="34"/>
+    <w:qFormat/>
+    <w:rsid w:val="00F43038"/>
+    <w:pPr>
+      <w:ind w:left="720"/>
+      <w:contextualSpacing/>
+    </w:pPr>
+  </w:style>
 </w:styles>
 </file>
 

--- a/TPI ASI.docx
+++ b/TPI ASI.docx
@@ -13,6 +13,8 @@
           <w:szCs w:val="28"/>
         </w:rPr>
       </w:pPr>
+      <w:bookmarkStart w:id="0" w:name="_GoBack"/>
+      <w:bookmarkEnd w:id="0"/>
       <w:r>
         <w:rPr>
           <w:noProof/>
@@ -1677,8 +1679,6 @@
         <w:spacing w:before="120" w:after="120" w:line="360" w:lineRule="auto"/>
         <w:jc w:val="both"/>
       </w:pPr>
-      <w:bookmarkStart w:id="0" w:name="_GoBack"/>
-      <w:bookmarkEnd w:id="0"/>
     </w:p>
     <w:p>
       <w:pPr>
@@ -2003,6 +2003,10 @@
         <w:jc w:val="both"/>
       </w:pPr>
       <w:r>
+        <w:rPr>
+          <w:noProof/>
+          <w:lang w:val="es-AR"/>
+        </w:rPr>
         <w:drawing>
           <wp:anchor distT="0" distB="0" distL="114300" distR="114300" simplePos="0" relativeHeight="251660288" behindDoc="0" locked="0" layoutInCell="1" allowOverlap="1" wp14:anchorId="592B3B16" wp14:editId="18CA9A5E">
             <wp:simplePos x="0" y="0"/>
@@ -2068,6 +2072,10 @@
         </w:drawing>
       </w:r>
       <w:r>
+        <w:rPr>
+          <w:noProof/>
+          <w:lang w:val="es-AR"/>
+        </w:rPr>
         <w:drawing>
           <wp:inline distT="0" distB="0" distL="0" distR="0" wp14:anchorId="4AB6C5A0" wp14:editId="2A152E77">
             <wp:extent cx="5733415" cy="2565400"/>
@@ -2112,6 +2120,10 @@
         <w:jc w:val="both"/>
       </w:pPr>
       <w:r>
+        <w:rPr>
+          <w:noProof/>
+          <w:lang w:val="es-AR"/>
+        </w:rPr>
         <w:lastRenderedPageBreak/>
         <w:drawing>
           <wp:inline distT="0" distB="0" distL="0" distR="0" wp14:anchorId="0C8AE81E" wp14:editId="782D6587">
